--- a/manuscript.docx
+++ b/manuscript.docx
@@ -4728,23 +4728,6 @@
         </w:tc>
       </w:tr>
     </w:tbl>
-    <w:p>
-      <w:pPr>
-        <w:pStyle w:val="Textoindependiente"/>
-      </w:pPr>
-      <w:r>
-        <w:t xml:space="preserve"> </w:t>
-      </w:r>
-      <w:r>
-        <w:t xml:space="preserve"> </w:t>
-      </w:r>
-      <w:r>
-        <w:t xml:space="preserve"> </w:t>
-      </w:r>
-      <w:r>
-        <w:t xml:space="preserve"> </w:t>
-      </w:r>
-    </w:p>
     <w:bookmarkEnd w:id="101"/>
     <w:sectPr>
       <w:footerReference r:id="rId9" w:type="default"/>

--- a/manuscript.docx
+++ b/manuscript.docx
@@ -2,10 +2,9 @@
 <file path=word/document.xml><?xml version="1.0" encoding="utf-8"?>
 <w:document xmlns:w="http://schemas.openxmlformats.org/wordprocessingml/2006/main" xmlns:m="http://schemas.openxmlformats.org/officeDocument/2006/math" xmlns:r="http://schemas.openxmlformats.org/officeDocument/2006/relationships" xmlns:o="urn:schemas-microsoft-com:office:office" xmlns:v="urn:schemas-microsoft-com:vml" xmlns:w10="urn:schemas-microsoft-com:office:word" xmlns:a="http://schemas.openxmlformats.org/drawingml/2006/main" xmlns:pic="http://schemas.openxmlformats.org/drawingml/2006/picture" xmlns:wp="http://schemas.openxmlformats.org/drawingml/2006/wordprocessingDrawing">
   <w:body>
-    <w:bookmarkStart w:id="22" w:name="Xa795a5284d4dce70a9697cc896c4450c811a376"/>
-    <w:p>
-      <w:pPr>
-        <w:pStyle w:val="Ttulo1"/>
+    <w:p>
+      <w:pPr>
+        <w:pStyle w:val="FirstParagraph"/>
       </w:pPr>
       <w:r>
         <w:rPr>
@@ -17,7 +16,7 @@
     </w:p>
     <w:p>
       <w:pPr>
-        <w:pStyle w:val="FirstParagraph"/>
+        <w:pStyle w:val="Textoindependiente"/>
       </w:pPr>
       <w:r>
         <w:t xml:space="preserve">Flavio Lozano-Islaa, c*; Elizabeth Heros-Aguilara; Andres Casas-Diazb</w:t>
@@ -260,6 +259,11 @@
     </w:tbl>
     <w:p>
       <w:pPr>
+        <w:sectPr/>
+      </w:pPr>
+    </w:p>
+    <w:p>
+      <w:pPr>
         <w:pStyle w:val="Textoindependiente"/>
       </w:pPr>
       <w:r>
@@ -413,11 +417,14 @@
         <w:t xml:space="preserve">The authors have no relevant financial or nonfinancial interests to disclose.</w:t>
       </w:r>
     </w:p>
-    <w:bookmarkEnd w:id="22"/>
-    <w:bookmarkStart w:id="23" w:name="abstract"/>
-    <w:p>
-      <w:pPr>
-        <w:pStyle w:val="Ttulo1"/>
+    <w:p>
+      <w:pPr>
+        <w:sectPr/>
+      </w:pPr>
+    </w:p>
+    <w:p>
+      <w:pPr>
+        <w:pStyle w:val="Textoindependiente"/>
       </w:pPr>
       <w:r>
         <w:rPr>
@@ -429,7 +436,7 @@
     </w:p>
     <w:p>
       <w:pPr>
-        <w:pStyle w:val="FirstParagraph"/>
+        <w:pStyle w:val="Textoindependiente"/>
       </w:pPr>
       <w:r>
         <w:t xml:space="preserve">The COVID-19 pandemic presented significant challenges for both students and educators, particularly because of the virtualization of classes and the consequent lack of practical sessions following the closure of laboratories and experimental fields in universities. The absence of interaction among students and practical classes led to a diminished interest in studies, as students found it difficult to connect theoretical knowledge with practical application. This study explores the implementation of a Journal Club (JC) as a collaborative-metacognitive use of the science literature teaching approach (CMSLTA) to enhance theoretical and practical knowledge through the reading and discussion of scientific literature in an e-learning environment. In this approach, students read scientific articles, write essays, and engage in group discussions. The methodology was applied over two consecutive academic semesters in 2021 and 2022 within plant genetics courses. Academic achievement was evaluated through essay assessments, and surveys were conducted at the end of each semester. The results revealed notable progress in student grades throughout the semester, with over 80% of participants endorsing JC implementation and recognizing its relevance to their education. The Journal Club facilitated the integration of theoretical knowledge covered in lectures and equipped students with various digital research tools.</w:t>
@@ -453,8 +460,12 @@
         <w:t xml:space="preserve">crop sciences; e-learning; journal club; research tools; scientific articles</w:t>
       </w:r>
     </w:p>
-    <w:bookmarkEnd w:id="23"/>
-    <w:bookmarkStart w:id="33" w:name="introduction"/>
+    <w:p>
+      <w:pPr>
+        <w:sectPr/>
+      </w:pPr>
+    </w:p>
+    <w:bookmarkStart w:id="31" w:name="introduction"/>
     <w:p>
       <w:pPr>
         <w:pStyle w:val="Ttulo1"/>
@@ -477,16 +488,64 @@
       <w:r>
         <w:t xml:space="preserve"> </w:t>
       </w:r>
+      <w:hyperlink r:id="rId22">
+        <w:r>
+          <w:rPr>
+            <w:rStyle w:val="Hipervnculo"/>
+          </w:rPr>
+          <w:t xml:space="preserve">[1, 2]</w:t>
+        </w:r>
+      </w:hyperlink>
+      <w:r>
+        <w:t xml:space="preserve">. Video conferencing tools such as Zoom, Google Meet, and Microsoft Teams have become the predominant means of both education and social interaction.</w:t>
+      </w:r>
+    </w:p>
+    <w:p>
+      <w:pPr>
+        <w:pStyle w:val="Textoindependiente"/>
+      </w:pPr>
+      <w:r>
+        <w:t xml:space="preserve">The journal club (JC) is a longstanding and widely used method in undergraduate and graduate teaching, with a history that extends over approximately 200 years</w:t>
+      </w:r>
+      <w:r>
+        <w:t xml:space="preserve"> </w:t>
+      </w:r>
+      <w:hyperlink r:id="rId23">
+        <w:r>
+          <w:rPr>
+            <w:rStyle w:val="Hipervnculo"/>
+          </w:rPr>
+          <w:t xml:space="preserve">[4]</w:t>
+        </w:r>
+      </w:hyperlink>
+      <w:r>
+        <w:t xml:space="preserve">. Dr. James Paget coined the term</w:t>
+      </w:r>
+      <w:r>
+        <w:t xml:space="preserve"> </w:t>
+      </w:r>
+      <w:r>
+        <w:t xml:space="preserve">“journal club”</w:t>
+      </w:r>
+      <w:r>
+        <w:t xml:space="preserve"> </w:t>
+      </w:r>
+      <w:r>
+        <w:t xml:space="preserve">in 1835. Initially, it was so named because doctors at St. Bartholomew’s Hospital in London would gather in a room to read medical journals. However, in 1875, Sir William Osler transformed these gatherings into regular meetings where doctors and students convened to critique and deliberate over published materials. As a result, journal clubs have established a strong and long tradition in the medical sciences</w:t>
+      </w:r>
+      <w:r>
+        <w:t xml:space="preserve"> </w:t>
+      </w:r>
       <w:hyperlink r:id="rId24">
         <w:r>
           <w:rPr>
             <w:rStyle w:val="Hipervnculo"/>
           </w:rPr>
-          <w:t xml:space="preserve">[1, 2]</w:t>
-        </w:r>
-      </w:hyperlink>
-      <w:r>
-        <w:t xml:space="preserve">. Video conferencing tools such as Zoom, Google Meet, and Microsoft Teams have become the predominant means of both education and social interaction.</w:t>
+          <w:t xml:space="preserve">[5]</w:t>
+        </w:r>
+      </w:hyperlink>
+      <w:r>
+        <w:t xml:space="preserve">.</w:t>
       </w:r>
     </w:p>
     <w:p>
@@ -494,7 +553,7 @@
         <w:pStyle w:val="Textoindependiente"/>
       </w:pPr>
       <w:r>
-        <w:t xml:space="preserve">The journal club (JC) is a longstanding and widely used method in undergraduate and graduate teaching, with a history that extends over approximately 200 years</w:t>
+        <w:t xml:space="preserve">The initial purpose of the Journal Club (JC) was to assist physicians in keeping up to date with the latest research and applying research findings in clinical practice. It fosters collaborative learning and encourages the cultivation of continuous study</w:t>
       </w:r>
       <w:r>
         <w:t xml:space="preserve"> </w:t>
@@ -504,23 +563,11 @@
           <w:rPr>
             <w:rStyle w:val="Hipervnculo"/>
           </w:rPr>
-          <w:t xml:space="preserve">[4]</w:t>
-        </w:r>
-      </w:hyperlink>
-      <w:r>
-        <w:t xml:space="preserve">. Dr. James Paget coined the term</w:t>
-      </w:r>
-      <w:r>
-        <w:t xml:space="preserve"> </w:t>
-      </w:r>
-      <w:r>
-        <w:t xml:space="preserve">“journal club”</w:t>
-      </w:r>
-      <w:r>
-        <w:t xml:space="preserve"> </w:t>
-      </w:r>
-      <w:r>
-        <w:t xml:space="preserve">in 1835. Initially, it was so named because doctors at St. Bartholomew’s Hospital in London would gather in a room to read medical journals. However, in 1875, Sir William Osler transformed these gatherings into regular meetings where doctors and students convened to critique and deliberate over published materials. As a result, journal clubs have established a strong and long tradition in the medical sciences</w:t>
+          <w:t xml:space="preserve">[6]</w:t>
+        </w:r>
+      </w:hyperlink>
+      <w:r>
+        <w:t xml:space="preserve">. However, participants can achieve several objectives during Journal Club sessions, including disseminating scientific information, transferring knowledge, staying current with the literature, and developing critical thinking and analytical skills. The JC also acts as a motivating tool</w:t>
       </w:r>
       <w:r>
         <w:t xml:space="preserve"> </w:t>
@@ -530,11 +577,28 @@
           <w:rPr>
             <w:rStyle w:val="Hipervnculo"/>
           </w:rPr>
-          <w:t xml:space="preserve">[5]</w:t>
-        </w:r>
-      </w:hyperlink>
-      <w:r>
-        <w:t xml:space="preserve">.</w:t>
+          <w:t xml:space="preserve">[7]</w:t>
+        </w:r>
+      </w:hyperlink>
+      <w:r>
+        <w:t xml:space="preserve"> </w:t>
+      </w:r>
+      <w:r>
+        <w:t xml:space="preserve">and makes studying more manageable. While journal clubs have been integrated into the medical education system</w:t>
+      </w:r>
+      <w:r>
+        <w:t xml:space="preserve"> </w:t>
+      </w:r>
+      <w:hyperlink r:id="rId27">
+        <w:r>
+          <w:rPr>
+            <w:rStyle w:val="Hipervnculo"/>
+          </w:rPr>
+          <w:t xml:space="preserve">[8]</w:t>
+        </w:r>
+      </w:hyperlink>
+      <w:r>
+        <w:t xml:space="preserve">, research examining the efficacy of journal clubs in imparting evidence-based practices to professionals in the field of plant science is scarce.</w:t>
       </w:r>
     </w:p>
     <w:p>
@@ -542,21 +606,7 @@
         <w:pStyle w:val="Textoindependiente"/>
       </w:pPr>
       <w:r>
-        <w:t xml:space="preserve">The initial purpose of the Journal Club (JC) was to assist physicians in keeping up to date with the latest research and applying research findings in clinical practice. It fosters collaborative learning and encourages the cultivation of continuous study</w:t>
-      </w:r>
-      <w:r>
-        <w:t xml:space="preserve"> </w:t>
-      </w:r>
-      <w:hyperlink r:id="rId27">
-        <w:r>
-          <w:rPr>
-            <w:rStyle w:val="Hipervnculo"/>
-          </w:rPr>
-          <w:t xml:space="preserve">[6]</w:t>
-        </w:r>
-      </w:hyperlink>
-      <w:r>
-        <w:t xml:space="preserve">. However, participants can achieve several objectives during Journal Club sessions, including disseminating scientific information, transferring knowledge, staying current with the literature, and developing critical thinking and analytical skills. The JC also acts as a motivating tool</w:t>
+        <w:t xml:space="preserve">The pandemic highlighted the continuous necessity for educational research focused on pedagogy</w:t>
       </w:r>
       <w:r>
         <w:t xml:space="preserve"> </w:t>
@@ -566,14 +616,11 @@
           <w:rPr>
             <w:rStyle w:val="Hipervnculo"/>
           </w:rPr>
-          <w:t xml:space="preserve">[7]</w:t>
-        </w:r>
-      </w:hyperlink>
-      <w:r>
-        <w:t xml:space="preserve"> </w:t>
-      </w:r>
-      <w:r>
-        <w:t xml:space="preserve">and makes studying more manageable. While journal clubs have been integrated into the medical education system</w:t>
+          <w:t xml:space="preserve">[9]</w:t>
+        </w:r>
+      </w:hyperlink>
+      <w:r>
+        <w:t xml:space="preserve">. This emphasized the importance of investigating how instructors can optimally transition their teaching methods from face-to-face to remote</w:t>
       </w:r>
       <w:r>
         <w:t xml:space="preserve"> </w:t>
@@ -583,11 +630,25 @@
           <w:rPr>
             <w:rStyle w:val="Hipervnculo"/>
           </w:rPr>
-          <w:t xml:space="preserve">[8]</w:t>
-        </w:r>
-      </w:hyperlink>
-      <w:r>
-        <w:t xml:space="preserve">, research examining the efficacy of journal clubs in imparting evidence-based practices to professionals in the field of plant science is scarce.</w:t>
+          <w:t xml:space="preserve">[10]</w:t>
+        </w:r>
+      </w:hyperlink>
+      <w:r>
+        <w:t xml:space="preserve">. The journal club could be classified as an active and participatory pedagogical tool. In this type of teaching, students are responsible for their learning and actively participate in the discussion and analysis of scientific literature</w:t>
+      </w:r>
+      <w:r>
+        <w:t xml:space="preserve"> </w:t>
+      </w:r>
+      <w:hyperlink r:id="rId30">
+        <w:r>
+          <w:rPr>
+            <w:rStyle w:val="Hipervnculo"/>
+          </w:rPr>
+          <w:t xml:space="preserve">[11]</w:t>
+        </w:r>
+      </w:hyperlink>
+      <w:r>
+        <w:t xml:space="preserve">. In this context, implementing a JC for education virtualization could be beneficial. A JC could be an interesting alternative to replace and/or complement practical lectures in university courses that require the use of laboratory or field practices.</w:t>
       </w:r>
     </w:p>
     <w:p>
@@ -595,49 +656,19 @@
         <w:pStyle w:val="Textoindependiente"/>
       </w:pPr>
       <w:r>
-        <w:t xml:space="preserve">The pandemic highlighted the continuous necessity for educational research focused on pedagogy</w:t>
-      </w:r>
-      <w:r>
-        <w:t xml:space="preserve"> </w:t>
-      </w:r>
-      <w:hyperlink r:id="rId30">
-        <w:r>
-          <w:rPr>
-            <w:rStyle w:val="Hipervnculo"/>
-          </w:rPr>
-          <w:t xml:space="preserve">[9]</w:t>
-        </w:r>
-      </w:hyperlink>
-      <w:r>
-        <w:t xml:space="preserve">. This emphasized the importance of investigating how instructors can optimally transition their teaching methods from face-to-face to remote</w:t>
-      </w:r>
-      <w:r>
-        <w:t xml:space="preserve"> </w:t>
-      </w:r>
-      <w:hyperlink r:id="rId31">
-        <w:r>
-          <w:rPr>
-            <w:rStyle w:val="Hipervnculo"/>
-          </w:rPr>
-          <w:t xml:space="preserve">[10]</w:t>
-        </w:r>
-      </w:hyperlink>
-      <w:r>
-        <w:t xml:space="preserve">. The journal club could be classified as an active and participatory pedagogical tool. In this type of teaching, students are responsible for their learning and actively participate in the discussion and analysis of scientific literature</w:t>
-      </w:r>
-      <w:r>
-        <w:t xml:space="preserve"> </w:t>
-      </w:r>
-      <w:hyperlink r:id="rId32">
-        <w:r>
-          <w:rPr>
-            <w:rStyle w:val="Hipervnculo"/>
-          </w:rPr>
-          <w:t xml:space="preserve">[11]</w:t>
-        </w:r>
-      </w:hyperlink>
-      <w:r>
-        <w:t xml:space="preserve">. In this context, implementing a JC for education virtualization could be beneficial. A JC could be an interesting alternative to replace and/or complement practical lectures in university courses that require the use of laboratory or field practices.</w:t>
+        <w:t xml:space="preserve">The present work was part of a pedagogical training course entitled</w:t>
+      </w:r>
+      <w:r>
+        <w:t xml:space="preserve"> </w:t>
+      </w:r>
+      <w:r>
+        <w:t xml:space="preserve">“Designing my course”</w:t>
+      </w:r>
+      <w:r>
+        <w:t xml:space="preserve"> </w:t>
+      </w:r>
+      <w:r>
+        <w:t xml:space="preserve">for professors starting their academic careers at the university. Each professor was encouraged to implement an improvement methodology in one of the lectures of his or her specialty. We describe and analyze the implementation of an e-learning JC during two academic semesters for plant genetics lectures via the collaborative-metacognitive use of the science literature teaching approach (CMSLTA).</w:t>
       </w:r>
     </w:p>
     <w:p>
@@ -645,31 +676,11 @@
         <w:pStyle w:val="Textoindependiente"/>
       </w:pPr>
       <w:r>
-        <w:t xml:space="preserve">The present work was part of a pedagogical training course entitled</w:t>
-      </w:r>
-      <w:r>
-        <w:t xml:space="preserve"> </w:t>
-      </w:r>
-      <w:r>
-        <w:t xml:space="preserve">“Designing my course”</w:t>
-      </w:r>
-      <w:r>
-        <w:t xml:space="preserve"> </w:t>
-      </w:r>
-      <w:r>
-        <w:t xml:space="preserve">for professors starting their academic careers at the university. Each professor was encouraged to implement an improvement methodology in one of the lectures of his or her specialty. We describe and analyze the implementation of an e-learning JC during two academic semesters for plant genetics lectures via the collaborative-metacognitive use of the science literature teaching approach (CMSLTA).</w:t>
-      </w:r>
-    </w:p>
-    <w:p>
-      <w:pPr>
-        <w:pStyle w:val="Textoindependiente"/>
-      </w:pPr>
-      <w:r>
         <w:t xml:space="preserve">The primary hypothesis posited that the integration of JC could enhance the ability to connect lecture topics in an environment where practical knowledge was limited due to COVID-19 restrictions.</w:t>
       </w:r>
     </w:p>
-    <w:bookmarkEnd w:id="33"/>
-    <w:bookmarkStart w:id="50" w:name="X61392c70907cf0cefd9d11aa4c9a28e0357ed47"/>
+    <w:bookmarkEnd w:id="31"/>
+    <w:bookmarkStart w:id="48" w:name="X61392c70907cf0cefd9d11aa4c9a28e0357ed47"/>
     <w:p>
       <w:pPr>
         <w:pStyle w:val="Ttulo1"/>
@@ -682,7 +693,7 @@
         <w:t xml:space="preserve">Conceptual framing: e-Learning, Journal Club, CMSLTA, and Seven Cs</w:t>
       </w:r>
     </w:p>
-    <w:bookmarkStart w:id="39" w:name="e-learning-online-or-distance-learning"/>
+    <w:bookmarkStart w:id="37" w:name="e-learning-online-or-distance-learning"/>
     <w:p>
       <w:pPr>
         <w:pStyle w:val="Ttulo2"/>
@@ -707,16 +718,52 @@
       <w:r>
         <w:t xml:space="preserve"> </w:t>
       </w:r>
+      <w:hyperlink r:id="rId32">
+        <w:r>
+          <w:rPr>
+            <w:rStyle w:val="Hipervnculo"/>
+          </w:rPr>
+          <w:t xml:space="preserve">[12, 13]</w:t>
+        </w:r>
+      </w:hyperlink>
+      <w:r>
+        <w:t xml:space="preserve">. Learning materials are delivered through an online learning platform and may include videos, readings, quizzes, discussion forums, and other interactive activities</w:t>
+      </w:r>
+      <w:r>
+        <w:t xml:space="preserve"> </w:t>
+      </w:r>
+      <w:hyperlink r:id="rId33">
+        <w:r>
+          <w:rPr>
+            <w:rStyle w:val="Hipervnculo"/>
+          </w:rPr>
+          <w:t xml:space="preserve">[14]</w:t>
+        </w:r>
+      </w:hyperlink>
+      <w:r>
+        <w:t xml:space="preserve">. Students can access learning materials from anywhere and at any time, increasing their flexibility in their learning</w:t>
+      </w:r>
+      <w:r>
+        <w:t xml:space="preserve"> </w:t>
+      </w:r>
       <w:hyperlink r:id="rId34">
         <w:r>
           <w:rPr>
             <w:rStyle w:val="Hipervnculo"/>
           </w:rPr>
-          <w:t xml:space="preserve">[12, 13]</w:t>
-        </w:r>
-      </w:hyperlink>
-      <w:r>
-        <w:t xml:space="preserve">. Learning materials are delivered through an online learning platform and may include videos, readings, quizzes, discussion forums, and other interactive activities</w:t>
+          <w:t xml:space="preserve">[15]</w:t>
+        </w:r>
+      </w:hyperlink>
+      <w:r>
+        <w:t xml:space="preserve">.</w:t>
+      </w:r>
+    </w:p>
+    <w:p>
+      <w:pPr>
+        <w:pStyle w:val="Textoindependiente"/>
+      </w:pPr>
+      <w:r>
+        <w:t xml:space="preserve">During the COVID-19 pandemic, many universities around the world adopted e-learning to continue online teaching and learning</w:t>
       </w:r>
       <w:r>
         <w:t xml:space="preserve"> </w:t>
@@ -726,11 +773,11 @@
           <w:rPr>
             <w:rStyle w:val="Hipervnculo"/>
           </w:rPr>
-          <w:t xml:space="preserve">[14]</w:t>
-        </w:r>
-      </w:hyperlink>
-      <w:r>
-        <w:t xml:space="preserve">. Students can access learning materials from anywhere and at any time, increasing their flexibility in their learning</w:t>
+          <w:t xml:space="preserve">[1]</w:t>
+        </w:r>
+      </w:hyperlink>
+      <w:r>
+        <w:t xml:space="preserve">. The pandemic forced many educational institutions to temporarily close their campuses and look for alternatives to continue offering education to students</w:t>
       </w:r>
       <w:r>
         <w:t xml:space="preserve"> </w:t>
@@ -740,42 +787,6 @@
           <w:rPr>
             <w:rStyle w:val="Hipervnculo"/>
           </w:rPr>
-          <w:t xml:space="preserve">[15]</w:t>
-        </w:r>
-      </w:hyperlink>
-      <w:r>
-        <w:t xml:space="preserve">.</w:t>
-      </w:r>
-    </w:p>
-    <w:p>
-      <w:pPr>
-        <w:pStyle w:val="Textoindependiente"/>
-      </w:pPr>
-      <w:r>
-        <w:t xml:space="preserve">During the COVID-19 pandemic, many universities around the world adopted e-learning to continue online teaching and learning</w:t>
-      </w:r>
-      <w:r>
-        <w:t xml:space="preserve"> </w:t>
-      </w:r>
-      <w:hyperlink r:id="rId37">
-        <w:r>
-          <w:rPr>
-            <w:rStyle w:val="Hipervnculo"/>
-          </w:rPr>
-          <w:t xml:space="preserve">[1]</w:t>
-        </w:r>
-      </w:hyperlink>
-      <w:r>
-        <w:t xml:space="preserve">. The pandemic forced many educational institutions to temporarily close their campuses and look for alternatives to continue offering education to students</w:t>
-      </w:r>
-      <w:r>
-        <w:t xml:space="preserve"> </w:t>
-      </w:r>
-      <w:hyperlink r:id="rId38">
-        <w:r>
-          <w:rPr>
-            <w:rStyle w:val="Hipervnculo"/>
-          </w:rPr>
           <w:t xml:space="preserve">[16]</w:t>
         </w:r>
       </w:hyperlink>
@@ -783,8 +794,8 @@
         <w:t xml:space="preserve">. E-learning has become a popular option, allowing students to continue their education from home and remain safe during the pandemic. Many universities use online tools and platforms to offer live, recorded lectures, assignments, and assessments to students.</w:t>
       </w:r>
     </w:p>
-    <w:bookmarkEnd w:id="39"/>
-    <w:bookmarkStart w:id="44" w:name="journal-club"/>
+    <w:bookmarkEnd w:id="37"/>
+    <w:bookmarkStart w:id="42" w:name="journal-club"/>
     <w:p>
       <w:pPr>
         <w:pStyle w:val="Ttulo2"/>
@@ -809,16 +820,60 @@
       <w:r>
         <w:t xml:space="preserve"> </w:t>
       </w:r>
+      <w:hyperlink r:id="rId38">
+        <w:r>
+          <w:rPr>
+            <w:rStyle w:val="Hipervnculo"/>
+          </w:rPr>
+          <w:t xml:space="preserve">[7, 17, 18]</w:t>
+        </w:r>
+      </w:hyperlink>
+      <w:r>
+        <w:t xml:space="preserve">. For over a century, physicians have widely utilized journal clubs as valuable tools for enhancing their critical assessment skills</w:t>
+      </w:r>
+      <w:r>
+        <w:t xml:space="preserve"> </w:t>
+      </w:r>
+      <w:hyperlink r:id="rId39">
+        <w:r>
+          <w:rPr>
+            <w:rStyle w:val="Hipervnculo"/>
+          </w:rPr>
+          <w:t xml:space="preserve">[5, 8, 19]</w:t>
+        </w:r>
+      </w:hyperlink>
+      <w:r>
+        <w:t xml:space="preserve">.</w:t>
+      </w:r>
+    </w:p>
+    <w:p>
+      <w:pPr>
+        <w:pStyle w:val="Textoindependiente"/>
+      </w:pPr>
+      <w:r>
+        <w:t xml:space="preserve">The main objective of a journal club is to promote critical discussion and the exchange of ideas about recent research in a given field. The participants read and analyzed selected articles before the meeting and then discussed their findings, methods, and conclusions. This helps keep participants updated with the latest research and allows them to learn from others</w:t>
+      </w:r>
+      <w:r>
+        <w:t xml:space="preserve"> </w:t>
+      </w:r>
       <w:hyperlink r:id="rId40">
         <w:r>
           <w:rPr>
             <w:rStyle w:val="Hipervnculo"/>
           </w:rPr>
-          <w:t xml:space="preserve">[7, 17, 18]</w:t>
-        </w:r>
-      </w:hyperlink>
-      <w:r>
-        <w:t xml:space="preserve">. For over a century, physicians have widely utilized journal clubs as valuable tools for enhancing their critical assessment skills</w:t>
+          <w:t xml:space="preserve">[6]</w:t>
+        </w:r>
+      </w:hyperlink>
+      <w:r>
+        <w:t xml:space="preserve">. A journal club can also be an opportunity to improve critical and communication skills, as participants must explain and justify their views in a respectful and constructive environment.</w:t>
+      </w:r>
+    </w:p>
+    <w:p>
+      <w:pPr>
+        <w:pStyle w:val="Textoindependiente"/>
+      </w:pPr>
+      <w:r>
+        <w:t xml:space="preserve">In a university environment, a journal club can be an excellent way to encourage critical discussion and the exchange of ideas between students and professors. Students can have the opportunity to learn from professors and peers about the latest research in their field, and professors can take the opportunity to guide students in critically analyzing the literature</w:t>
       </w:r>
       <w:r>
         <w:t xml:space="preserve"> </w:t>
@@ -828,59 +883,15 @@
           <w:rPr>
             <w:rStyle w:val="Hipervnculo"/>
           </w:rPr>
-          <w:t xml:space="preserve">[5, 8, 19]</w:t>
+          <w:t xml:space="preserve">[18]</w:t>
         </w:r>
       </w:hyperlink>
       <w:r>
         <w:t xml:space="preserve">.</w:t>
       </w:r>
     </w:p>
-    <w:p>
-      <w:pPr>
-        <w:pStyle w:val="Textoindependiente"/>
-      </w:pPr>
-      <w:r>
-        <w:t xml:space="preserve">The main objective of a journal club is to promote critical discussion and the exchange of ideas about recent research in a given field. The participants read and analyzed selected articles before the meeting and then discussed their findings, methods, and conclusions. This helps keep participants updated with the latest research and allows them to learn from others</w:t>
-      </w:r>
-      <w:r>
-        <w:t xml:space="preserve"> </w:t>
-      </w:r>
-      <w:hyperlink r:id="rId42">
-        <w:r>
-          <w:rPr>
-            <w:rStyle w:val="Hipervnculo"/>
-          </w:rPr>
-          <w:t xml:space="preserve">[6]</w:t>
-        </w:r>
-      </w:hyperlink>
-      <w:r>
-        <w:t xml:space="preserve">. A journal club can also be an opportunity to improve critical and communication skills, as participants must explain and justify their views in a respectful and constructive environment.</w:t>
-      </w:r>
-    </w:p>
-    <w:p>
-      <w:pPr>
-        <w:pStyle w:val="Textoindependiente"/>
-      </w:pPr>
-      <w:r>
-        <w:t xml:space="preserve">In a university environment, a journal club can be an excellent way to encourage critical discussion and the exchange of ideas between students and professors. Students can have the opportunity to learn from professors and peers about the latest research in their field, and professors can take the opportunity to guide students in critically analyzing the literature</w:t>
-      </w:r>
-      <w:r>
-        <w:t xml:space="preserve"> </w:t>
-      </w:r>
-      <w:hyperlink r:id="rId43">
-        <w:r>
-          <w:rPr>
-            <w:rStyle w:val="Hipervnculo"/>
-          </w:rPr>
-          <w:t xml:space="preserve">[18]</w:t>
-        </w:r>
-      </w:hyperlink>
-      <w:r>
-        <w:t xml:space="preserve">.</w:t>
-      </w:r>
-    </w:p>
-    <w:bookmarkEnd w:id="44"/>
-    <w:bookmarkStart w:id="47" w:name="Xcd04dc89093981d173e20a67b425edcfc476be5"/>
+    <w:bookmarkEnd w:id="42"/>
+    <w:bookmarkStart w:id="45" w:name="Xcd04dc89093981d173e20a67b425edcfc476be5"/>
     <w:p>
       <w:pPr>
         <w:pStyle w:val="Ttulo2"/>
@@ -905,7 +916,7 @@
       <w:r>
         <w:t xml:space="preserve"> </w:t>
       </w:r>
-      <w:hyperlink r:id="rId45">
+      <w:hyperlink r:id="rId43">
         <w:r>
           <w:rPr>
             <w:rStyle w:val="Hipervnculo"/>
@@ -919,7 +930,7 @@
       <w:r>
         <w:t xml:space="preserve"> </w:t>
       </w:r>
-      <w:hyperlink r:id="rId46">
+      <w:hyperlink r:id="rId44">
         <w:r>
           <w:rPr>
             <w:rStyle w:val="Hipervnculo"/>
@@ -947,8 +958,8 @@
         <w:t xml:space="preserve">In the context of the present implementation of JC, students work together to read and analyze scientific articles and discuss their findings, methods, and conclusions. This allows them to develop metacognitive skills by reflecting on their learning process and considering the perspective of others. In addition, working collaboratively in a journal club allows students to learn from their peers and teachers and improve their communication and presentation skills. It also allows them to learn to work in teams and to develop leadership and problem-solving skills.</w:t>
       </w:r>
     </w:p>
-    <w:bookmarkEnd w:id="47"/>
-    <w:bookmarkStart w:id="49" w:name="seven-cs"/>
+    <w:bookmarkEnd w:id="45"/>
+    <w:bookmarkStart w:id="47" w:name="seven-cs"/>
     <w:p>
       <w:pPr>
         <w:pStyle w:val="Ttulo2"/>
@@ -973,7 +984,7 @@
       <w:r>
         <w:t xml:space="preserve"> </w:t>
       </w:r>
-      <w:hyperlink r:id="rId48">
+      <w:hyperlink r:id="rId46">
         <w:r>
           <w:rPr>
             <w:rStyle w:val="Hipervnculo"/>
@@ -1070,9 +1081,9 @@
         <w:t xml:space="preserve">Career/lifelong learning: JC is an active learning methodology that promotes keeping up-to-date with the literature and promotes self-learning, allowing long-term learning.</w:t>
       </w:r>
     </w:p>
-    <w:bookmarkEnd w:id="49"/>
-    <w:bookmarkEnd w:id="50"/>
-    <w:bookmarkStart w:id="60" w:name="method"/>
+    <w:bookmarkEnd w:id="47"/>
+    <w:bookmarkEnd w:id="48"/>
+    <w:bookmarkStart w:id="58" w:name="method"/>
     <w:p>
       <w:pPr>
         <w:pStyle w:val="Ttulo1"/>
@@ -1085,7 +1096,7 @@
         <w:t xml:space="preserve">Method</w:t>
       </w:r>
     </w:p>
-    <w:bookmarkStart w:id="51" w:name="scope-and-delimitations"/>
+    <w:bookmarkStart w:id="49" w:name="scope-and-delimitations"/>
     <w:p>
       <w:pPr>
         <w:pStyle w:val="Ttulo2"/>
@@ -1108,8 +1119,8 @@
         <w:t xml:space="preserve">The journal club (JC) was implemented in a plant genetics lecture. A total of 90 third-year agronomy students participated. The implementation took place during two academic semesters in 2021 and 2022. Each academic semester has a period of 16 weeks. The project was endorsed and approved by the university. The students were informed of the project, and the surveys were conducted voluntarily.</w:t>
       </w:r>
     </w:p>
-    <w:bookmarkEnd w:id="51"/>
-    <w:bookmarkStart w:id="52" w:name="teaching-approach"/>
+    <w:bookmarkEnd w:id="49"/>
+    <w:bookmarkStart w:id="50" w:name="teaching-approach"/>
     <w:p>
       <w:pPr>
         <w:pStyle w:val="Ttulo2"/>
@@ -1226,8 +1237,8 @@
         <w:t xml:space="preserve">In the first 30 minutes, the students were randomly grouped with members of other groups to discuss their ideas and points of view based on the article read. At the end of that period, all students were returned to the main room for the general discussion guided by the professor. If there were no initial opinions, the professor asked questions and probed their reading to encourage further discussion by presenting different ideas and opinions. In some sessions, slides were used to present case studies or experiences related to the article topic to motivate the discussion. At the end of the session, the students must submit their essays as the final product of the JC.</w:t>
       </w:r>
     </w:p>
-    <w:bookmarkEnd w:id="52"/>
-    <w:bookmarkStart w:id="53" w:name="instrument"/>
+    <w:bookmarkEnd w:id="50"/>
+    <w:bookmarkStart w:id="51" w:name="instrument"/>
     <w:p>
       <w:pPr>
         <w:pStyle w:val="Ttulo2"/>
@@ -1297,8 +1308,8 @@
         <w:t xml:space="preserve">The names of the participants were removed from the grading book to maintain the privacy of the students (ESM 2).</w:t>
       </w:r>
     </w:p>
-    <w:bookmarkEnd w:id="53"/>
-    <w:bookmarkStart w:id="59" w:name="data-collection-and-analysis"/>
+    <w:bookmarkEnd w:id="51"/>
+    <w:bookmarkStart w:id="57" w:name="data-collection-and-analysis"/>
     <w:p>
       <w:pPr>
         <w:pStyle w:val="Ttulo2"/>
@@ -1320,7 +1331,7 @@
       <w:r>
         <w:t xml:space="preserve">Data analysis was performed via the statistical software R version 4.4.1 (</w:t>
       </w:r>
-      <w:hyperlink r:id="rId54">
+      <w:hyperlink r:id="rId52">
         <w:r>
           <w:rPr>
             <w:rStyle w:val="Hipervnculo"/>
@@ -1344,7 +1355,7 @@
       <w:r>
         <w:t xml:space="preserve"> </w:t>
       </w:r>
-      <w:hyperlink r:id="rId55">
+      <w:hyperlink r:id="rId53">
         <w:r>
           <w:rPr>
             <w:rStyle w:val="Hipervnculo"/>
@@ -1371,7 +1382,7 @@
       <w:r>
         <w:t xml:space="preserve"> </w:t>
       </w:r>
-      <w:hyperlink r:id="rId56">
+      <w:hyperlink r:id="rId54">
         <w:r>
           <w:rPr>
             <w:rStyle w:val="Hipervnculo"/>
@@ -1420,7 +1431,7 @@
       <w:r>
         <w:t xml:space="preserve"> </w:t>
       </w:r>
-      <w:hyperlink r:id="rId57">
+      <w:hyperlink r:id="rId55">
         <w:r>
           <w:rPr>
             <w:rStyle w:val="Hipervnculo"/>
@@ -1442,7 +1453,7 @@
       <w:r>
         <w:t xml:space="preserve"> </w:t>
       </w:r>
-      <w:hyperlink r:id="rId58">
+      <w:hyperlink r:id="rId56">
         <w:r>
           <w:rPr>
             <w:rStyle w:val="Hipervnculo"/>
@@ -1454,9 +1465,9 @@
         <w:t xml:space="preserve">).</w:t>
       </w:r>
     </w:p>
-    <w:bookmarkEnd w:id="59"/>
-    <w:bookmarkEnd w:id="60"/>
-    <w:bookmarkStart w:id="64" w:name="results"/>
+    <w:bookmarkEnd w:id="57"/>
+    <w:bookmarkEnd w:id="58"/>
+    <w:bookmarkStart w:id="62" w:name="results"/>
     <w:p>
       <w:pPr>
         <w:pStyle w:val="Ttulo1"/>
@@ -1469,7 +1480,7 @@
         <w:t xml:space="preserve">Results</w:t>
       </w:r>
     </w:p>
-    <w:bookmarkStart w:id="61" w:name="student-perception"/>
+    <w:bookmarkStart w:id="59" w:name="student-perception"/>
     <w:p>
       <w:pPr>
         <w:pStyle w:val="Ttulo2"/>
@@ -1633,8 +1644,8 @@
         <w:t xml:space="preserve">whereas another mentioned how the activity helped improve their critical and analytical skills.</w:t>
       </w:r>
     </w:p>
-    <w:bookmarkEnd w:id="61"/>
-    <w:bookmarkStart w:id="63" w:name="progress-in-essay-grades"/>
+    <w:bookmarkEnd w:id="59"/>
+    <w:bookmarkStart w:id="61" w:name="progress-in-essay-grades"/>
     <w:p>
       <w:pPr>
         <w:pStyle w:val="Ttulo2"/>
@@ -1659,7 +1670,7 @@
       <w:r>
         <w:t xml:space="preserve"> </w:t>
       </w:r>
-      <w:hyperlink r:id="rId62">
+      <w:hyperlink r:id="rId60">
         <w:r>
           <w:rPr>
             <w:rStyle w:val="Hipervnculo"/>
@@ -1734,9 +1745,9 @@
         <w:t xml:space="preserve">).</w:t>
       </w:r>
     </w:p>
-    <w:bookmarkEnd w:id="63"/>
-    <w:bookmarkEnd w:id="64"/>
-    <w:bookmarkStart w:id="81" w:name="discussion"/>
+    <w:bookmarkEnd w:id="61"/>
+    <w:bookmarkEnd w:id="62"/>
+    <w:bookmarkStart w:id="79" w:name="discussion"/>
     <w:p>
       <w:pPr>
         <w:pStyle w:val="Ttulo1"/>
@@ -1759,16 +1770,66 @@
       <w:r>
         <w:t xml:space="preserve"> </w:t>
       </w:r>
+      <w:hyperlink r:id="rId63">
+        <w:r>
+          <w:rPr>
+            <w:rStyle w:val="Hipervnculo"/>
+          </w:rPr>
+          <w:t xml:space="preserve">[1, 10, 29]</w:t>
+        </w:r>
+      </w:hyperlink>
+      <w:r>
+        <w:t xml:space="preserve">. Synchronous and asynchronous e-learning became the main environment in which students interacted. Active learning classroom strategies need to be generated to engage the interest and motivation of students</w:t>
+      </w:r>
+      <w:r>
+        <w:t xml:space="preserve"> </w:t>
+      </w:r>
+      <w:hyperlink r:id="rId64">
+        <w:r>
+          <w:rPr>
+            <w:rStyle w:val="Hipervnculo"/>
+          </w:rPr>
+          <w:t xml:space="preserve">[30]</w:t>
+        </w:r>
+      </w:hyperlink>
+      <w:r>
+        <w:t xml:space="preserve">. In this context, JC could be considered a project-based pedagogical tool, as students are tasked with reading and analyzing scientific articles and then presenting and discussing their findings (i.e. essay). We analyzed the implementation of a synchronous e-learning journal club at plant genetics lectures. The results show that there is a positive perception of students toward the implementation of a journal club based on the application of a collaborative-metacognitive use of the science literature teaching approach (CMSLTA).</w:t>
+      </w:r>
+    </w:p>
+    <w:p>
+      <w:pPr>
+        <w:pStyle w:val="Textoindependiente"/>
+      </w:pPr>
+      <w:r>
+        <w:t xml:space="preserve">The JC implementation received excellent feedback from participants during the two academic semesters. Our results revealed that 83% of the participants who participated in the implementation of the JC were productive and relevant to their formal education and they agreed with its implementation (</w:t>
+      </w:r>
+      <w:hyperlink w:anchor="bookmark=id.pmcc7d4jkx1a">
+        <w:r>
+          <w:rPr>
+            <w:rStyle w:val="Hipervnculo"/>
+          </w:rPr>
+          <w:t xml:space="preserve">Figure 2</w:t>
+        </w:r>
+      </w:hyperlink>
+      <w:r>
+        <w:t xml:space="preserve">). For a long time, JC was used for teaching and knowledge sharing in medicine</w:t>
+      </w:r>
+      <w:r>
+        <w:t xml:space="preserve"> </w:t>
+      </w:r>
       <w:hyperlink r:id="rId65">
         <w:r>
           <w:rPr>
             <w:rStyle w:val="Hipervnculo"/>
           </w:rPr>
-          <w:t xml:space="preserve">[1, 10, 29]</w:t>
-        </w:r>
-      </w:hyperlink>
-      <w:r>
-        <w:t xml:space="preserve">. Synchronous and asynchronous e-learning became the main environment in which students interacted. Active learning classroom strategies need to be generated to engage the interest and motivation of students</w:t>
+          <w:t xml:space="preserve">[17, 29]</w:t>
+        </w:r>
+      </w:hyperlink>
+      <w:r>
+        <w:t xml:space="preserve"> </w:t>
+      </w:r>
+      <w:r>
+        <w:t xml:space="preserve">and in postgraduate education</w:t>
       </w:r>
       <w:r>
         <w:t xml:space="preserve"> </w:t>
@@ -1778,11 +1839,25 @@
           <w:rPr>
             <w:rStyle w:val="Hipervnculo"/>
           </w:rPr>
-          <w:t xml:space="preserve">[30]</w:t>
-        </w:r>
-      </w:hyperlink>
-      <w:r>
-        <w:t xml:space="preserve">. In this context, JC could be considered a project-based pedagogical tool, as students are tasked with reading and analyzing scientific articles and then presenting and discussing their findings (i.e. essay). We analyzed the implementation of a synchronous e-learning journal club at plant genetics lectures. The results show that there is a positive perception of students toward the implementation of a journal club based on the application of a collaborative-metacognitive use of the science literature teaching approach (CMSLTA).</w:t>
+          <w:t xml:space="preserve">[31]</w:t>
+        </w:r>
+      </w:hyperlink>
+      <w:r>
+        <w:t xml:space="preserve">. In our work, the use of the JC approach has proven to be educationally valuable for students and beneficial for professors in teaching concepts related to common problems. According to the participants, it assists in the development of critical critique skills, raises awareness of research, fosters a positive research culture, and promotes evidence-based practice</w:t>
+      </w:r>
+      <w:r>
+        <w:t xml:space="preserve"> </w:t>
+      </w:r>
+      <w:hyperlink r:id="rId67">
+        <w:r>
+          <w:rPr>
+            <w:rStyle w:val="Hipervnculo"/>
+          </w:rPr>
+          <w:t xml:space="preserve">[32]</w:t>
+        </w:r>
+      </w:hyperlink>
+      <w:r>
+        <w:t xml:space="preserve">.</w:t>
       </w:r>
     </w:p>
     <w:p>
@@ -1790,35 +1865,7 @@
         <w:pStyle w:val="Textoindependiente"/>
       </w:pPr>
       <w:r>
-        <w:t xml:space="preserve">The JC implementation received excellent feedback from participants during the two academic semesters. Our results revealed that 83% of the participants who participated in the implementation of the JC were productive and relevant to their formal education and they agreed with its implementation (</w:t>
-      </w:r>
-      <w:hyperlink w:anchor="bookmark=id.pmcc7d4jkx1a">
-        <w:r>
-          <w:rPr>
-            <w:rStyle w:val="Hipervnculo"/>
-          </w:rPr>
-          <w:t xml:space="preserve">Figure 2</w:t>
-        </w:r>
-      </w:hyperlink>
-      <w:r>
-        <w:t xml:space="preserve">). For a long time, JC was used for teaching and knowledge sharing in medicine</w:t>
-      </w:r>
-      <w:r>
-        <w:t xml:space="preserve"> </w:t>
-      </w:r>
-      <w:hyperlink r:id="rId67">
-        <w:r>
-          <w:rPr>
-            <w:rStyle w:val="Hipervnculo"/>
-          </w:rPr>
-          <w:t xml:space="preserve">[17, 29]</w:t>
-        </w:r>
-      </w:hyperlink>
-      <w:r>
-        <w:t xml:space="preserve"> </w:t>
-      </w:r>
-      <w:r>
-        <w:t xml:space="preserve">and in postgraduate education</w:t>
+        <w:t xml:space="preserve">The students showed an improvement in their academic reading and writing ability because the JC implies active learning</w:t>
       </w:r>
       <w:r>
         <w:t xml:space="preserve"> </w:t>
@@ -1828,11 +1875,47 @@
           <w:rPr>
             <w:rStyle w:val="Hipervnculo"/>
           </w:rPr>
-          <w:t xml:space="preserve">[31]</w:t>
-        </w:r>
-      </w:hyperlink>
-      <w:r>
-        <w:t xml:space="preserve">. In our work, the use of the JC approach has proven to be educationally valuable for students and beneficial for professors in teaching concepts related to common problems. According to the participants, it assists in the development of critical critique skills, raises awareness of research, fosters a positive research culture, and promotes evidence-based practice</w:t>
+          <w:t xml:space="preserve">[33]</w:t>
+        </w:r>
+      </w:hyperlink>
+      <w:r>
+        <w:t xml:space="preserve">. Nevertheless, there was a reduction in grades when the students were exposed to reading and discussing research articles (</w:t>
+      </w:r>
+      <w:hyperlink w:anchor="bookmark=id.fuoxt4sat4od">
+        <w:r>
+          <w:rPr>
+            <w:rStyle w:val="Hipervnculo"/>
+          </w:rPr>
+          <w:t xml:space="preserve">Table 1</w:t>
+        </w:r>
+      </w:hyperlink>
+      <w:r>
+        <w:t xml:space="preserve">;</w:t>
+      </w:r>
+      <w:r>
+        <w:t xml:space="preserve"> </w:t>
+      </w:r>
+      <w:hyperlink w:anchor="bookmark=id.y18qqmtszisb">
+        <w:r>
+          <w:rPr>
+            <w:rStyle w:val="Hipervnculo"/>
+          </w:rPr>
+          <w:t xml:space="preserve">Figure 3</w:t>
+        </w:r>
+      </w:hyperlink>
+      <w:r>
+        <w:t xml:space="preserve">) However, there was an increase in the grade in four out of the five groups in the two evaluated academic semesters (</w:t>
+      </w:r>
+      <w:hyperlink w:anchor="bookmark=id.y18qqmtszisb">
+        <w:r>
+          <w:rPr>
+            <w:rStyle w:val="Hipervnculo"/>
+          </w:rPr>
+          <w:t xml:space="preserve">Figure 3</w:t>
+        </w:r>
+      </w:hyperlink>
+      <w:r>
+        <w:t xml:space="preserve">). Similar results were reported by other authors during JC sessions, where the participants reported increased knowledge and critical thinking</w:t>
       </w:r>
       <w:r>
         <w:t xml:space="preserve"> </w:t>
@@ -1842,7 +1925,7 @@
           <w:rPr>
             <w:rStyle w:val="Hipervnculo"/>
           </w:rPr>
-          <w:t xml:space="preserve">[32]</w:t>
+          <w:t xml:space="preserve">[8, 18, 31]</w:t>
         </w:r>
       </w:hyperlink>
       <w:r>
@@ -1854,7 +1937,18 @@
         <w:pStyle w:val="Textoindependiente"/>
       </w:pPr>
       <w:r>
-        <w:t xml:space="preserve">The students showed an improvement in their academic reading and writing ability because the JC implies active learning</w:t>
+        <w:t xml:space="preserve">Training students in the use of various digital tools for research enabled them to effectively leverage their readings and improve the quality of their essays (</w:t>
+      </w:r>
+      <w:hyperlink w:anchor="bookmark=id.y18qqmtszisb">
+        <w:r>
+          <w:rPr>
+            <w:rStyle w:val="Hipervnculo"/>
+          </w:rPr>
+          <w:t xml:space="preserve">Figure 3</w:t>
+        </w:r>
+      </w:hyperlink>
+      <w:r>
+        <w:t xml:space="preserve">). However, our findings indicate that numerous students turn to platforms such as Sci-Hub to access up-to-date articles (Figure S1,</w:t>
       </w:r>
       <w:r>
         <w:t xml:space="preserve"> </w:t>
@@ -1864,47 +1958,11 @@
           <w:rPr>
             <w:rStyle w:val="Hipervnculo"/>
           </w:rPr>
-          <w:t xml:space="preserve">[33]</w:t>
-        </w:r>
-      </w:hyperlink>
-      <w:r>
-        <w:t xml:space="preserve">. Nevertheless, there was a reduction in grades when the students were exposed to reading and discussing research articles (</w:t>
-      </w:r>
-      <w:hyperlink w:anchor="bookmark=id.fuoxt4sat4od">
-        <w:r>
-          <w:rPr>
-            <w:rStyle w:val="Hipervnculo"/>
-          </w:rPr>
-          <w:t xml:space="preserve">Table 1</w:t>
-        </w:r>
-      </w:hyperlink>
-      <w:r>
-        <w:t xml:space="preserve">;</w:t>
-      </w:r>
-      <w:r>
-        <w:t xml:space="preserve"> </w:t>
-      </w:r>
-      <w:hyperlink w:anchor="bookmark=id.y18qqmtszisb">
-        <w:r>
-          <w:rPr>
-            <w:rStyle w:val="Hipervnculo"/>
-          </w:rPr>
-          <w:t xml:space="preserve">Figure 3</w:t>
-        </w:r>
-      </w:hyperlink>
-      <w:r>
-        <w:t xml:space="preserve">) However, there was an increase in the grade in four out of the five groups in the two evaluated academic semesters (</w:t>
-      </w:r>
-      <w:hyperlink w:anchor="bookmark=id.y18qqmtszisb">
-        <w:r>
-          <w:rPr>
-            <w:rStyle w:val="Hipervnculo"/>
-          </w:rPr>
-          <w:t xml:space="preserve">Figure 3</w:t>
-        </w:r>
-      </w:hyperlink>
-      <w:r>
-        <w:t xml:space="preserve">). Similar results were reported by other authors during JC sessions, where the participants reported increased knowledge and critical thinking</w:t>
+          <w:t xml:space="preserve">[34]</w:t>
+        </w:r>
+      </w:hyperlink>
+      <w:r>
+        <w:t xml:space="preserve">). It is essential to recognize that employing such resources involves infringing on intellectual property rights and copyright laws</w:t>
       </w:r>
       <w:r>
         <w:t xml:space="preserve"> </w:t>
@@ -1914,7 +1972,101 @@
           <w:rPr>
             <w:rStyle w:val="Hipervnculo"/>
           </w:rPr>
-          <w:t xml:space="preserve">[8, 18, 31]</w:t>
+          <w:t xml:space="preserve">[35]</w:t>
+        </w:r>
+      </w:hyperlink>
+      <w:r>
+        <w:t xml:space="preserve">. Consequently, it becomes imperative to pursue legitimate and ethical alternatives that enable university students to access academic information while upholding the principles of copyright laws</w:t>
+      </w:r>
+      <w:r>
+        <w:t xml:space="preserve"> </w:t>
+      </w:r>
+      <w:hyperlink r:id="rId72">
+        <w:r>
+          <w:rPr>
+            <w:rStyle w:val="Hipervnculo"/>
+          </w:rPr>
+          <w:t xml:space="preserve">[36]</w:t>
+        </w:r>
+      </w:hyperlink>
+      <w:r>
+        <w:t xml:space="preserve">. Additionally, an advantage of implementing a journal club with essay writing is the reduction of cheating and plagiarism</w:t>
+      </w:r>
+      <w:r>
+        <w:t xml:space="preserve"> </w:t>
+      </w:r>
+      <w:hyperlink r:id="rId73">
+        <w:r>
+          <w:rPr>
+            <w:rStyle w:val="Hipervnculo"/>
+          </w:rPr>
+          <w:t xml:space="preserve">[36]</w:t>
+        </w:r>
+      </w:hyperlink>
+      <w:r>
+        <w:t xml:space="preserve">. This is achieved by providing new articles each semester instead of discussing the same articles repeatedly. The use of articles allows for the diversification of readings each semester. In most cases, the students benefit from the state of the art in the studied area and associate the theoretical knowledge that they are learning. We found that the implementation of a journal club in plant genetics helps strengthen skills such as critical thinking, teamwork, independent learning, tolerance of different opinions, and digital skills, all of which are included in the seven Cs framework.</w:t>
+      </w:r>
+    </w:p>
+    <w:p>
+      <w:pPr>
+        <w:pStyle w:val="Textoindependiente"/>
+      </w:pPr>
+      <w:r>
+        <w:t xml:space="preserve">In plant science courses, field practices are an important component of the education of students</w:t>
+      </w:r>
+      <w:r>
+        <w:t xml:space="preserve"> </w:t>
+      </w:r>
+      <w:hyperlink r:id="rId74">
+        <w:r>
+          <w:rPr>
+            <w:rStyle w:val="Hipervnculo"/>
+          </w:rPr>
+          <w:t xml:space="preserve">[37]</w:t>
+        </w:r>
+      </w:hyperlink>
+      <w:r>
+        <w:t xml:space="preserve">. The shutdown of university campuses as a result of the COVID-19 pandemic and the rapid shift to online courses resulted in students becoming isolated from their respective universities, leading to a detrimental impact on their educational experience</w:t>
+      </w:r>
+      <w:r>
+        <w:t xml:space="preserve"> </w:t>
+      </w:r>
+      <w:hyperlink r:id="rId75">
+        <w:r>
+          <w:rPr>
+            <w:rStyle w:val="Hipervnculo"/>
+          </w:rPr>
+          <w:t xml:space="preserve">[38, 39]</w:t>
+        </w:r>
+      </w:hyperlink>
+      <w:r>
+        <w:t xml:space="preserve">. The JC is presented as a relevant alternative to an e-learning approach to promote the discussion and participation of students to strengthen the knowledge acquired in theoretical lectures. In addition, the curricular structure of the lectures (i.e., syllabus) describes the themes presented in an isolated manner, which makes it difficult to understand the knowledge as a whole. By utilizing the CMSLTA approach within the JC, students are empowered to explore and analyze the latest scholarly literature while actively discussing its relevance and practical applications. Moreover, the incorporation of this approach not only fosters problem-solving skills but also promotes collaboration. It empowers students by providing them with tools to apply their acquired knowledge to real-world situations.</w:t>
+      </w:r>
+    </w:p>
+    <w:p>
+      <w:pPr>
+        <w:pStyle w:val="Textoindependiente"/>
+      </w:pPr>
+      <w:r>
+        <w:t xml:space="preserve">A limitation of the present work was the design of the instrument for qualitative data collection. The methodology used for the instrument was based on survey methods. The authors recognize that a more detailed and comprehensive survey could have yielded more detailed and comprehensive data. The choice was made to collect preliminary data and provide a timely analysis of the application of JC during the COVID-19 pandemic as an active learning strategy. Although evidence of skill development is presented, it is based on student opinions. Further studies are needed to evaluate the students’ performance over time. Despite these limitations, the authors believe that the present study provides valuable insights for the application of the JC approach.</w:t>
+      </w:r>
+    </w:p>
+    <w:p>
+      <w:pPr>
+        <w:pStyle w:val="Textoindependiente"/>
+      </w:pPr>
+      <w:r>
+        <w:t xml:space="preserve">Importantly, the implementation of this work is part of a university initiative to provide pedagogical knowledge for professors beginning their academic careers. Some university professors may not have received formal pedagogical training, which can make it challenging to apply effective teaching techniques. In many cases, university professors have specialized in academic training in their field of study; however, they may lack the pedagogical skills necessary to teach science effectively. Therefore, providing training and support to help professors develop these pedagogical competencies is crucial for universities</w:t>
+      </w:r>
+      <w:r>
+        <w:t xml:space="preserve"> </w:t>
+      </w:r>
+      <w:hyperlink r:id="rId76">
+        <w:r>
+          <w:rPr>
+            <w:rStyle w:val="Hipervnculo"/>
+          </w:rPr>
+          <w:t xml:space="preserve">[14, 40]</w:t>
         </w:r>
       </w:hyperlink>
       <w:r>
@@ -1926,96 +2078,7 @@
         <w:pStyle w:val="Textoindependiente"/>
       </w:pPr>
       <w:r>
-        <w:t xml:space="preserve">Training students in the use of various digital tools for research enabled them to effectively leverage their readings and improve the quality of their essays (</w:t>
-      </w:r>
-      <w:hyperlink w:anchor="bookmark=id.y18qqmtszisb">
-        <w:r>
-          <w:rPr>
-            <w:rStyle w:val="Hipervnculo"/>
-          </w:rPr>
-          <w:t xml:space="preserve">Figure 3</w:t>
-        </w:r>
-      </w:hyperlink>
-      <w:r>
-        <w:t xml:space="preserve">). However, our findings indicate that numerous students turn to platforms such as Sci-Hub to access up-to-date articles (Figure S1,</w:t>
-      </w:r>
-      <w:r>
-        <w:t xml:space="preserve"> </w:t>
-      </w:r>
-      <w:hyperlink r:id="rId72">
-        <w:r>
-          <w:rPr>
-            <w:rStyle w:val="Hipervnculo"/>
-          </w:rPr>
-          <w:t xml:space="preserve">[34]</w:t>
-        </w:r>
-      </w:hyperlink>
-      <w:r>
-        <w:t xml:space="preserve">). It is essential to recognize that employing such resources involves infringing on intellectual property rights and copyright laws</w:t>
-      </w:r>
-      <w:r>
-        <w:t xml:space="preserve"> </w:t>
-      </w:r>
-      <w:hyperlink r:id="rId73">
-        <w:r>
-          <w:rPr>
-            <w:rStyle w:val="Hipervnculo"/>
-          </w:rPr>
-          <w:t xml:space="preserve">[35]</w:t>
-        </w:r>
-      </w:hyperlink>
-      <w:r>
-        <w:t xml:space="preserve">. Consequently, it becomes imperative to pursue legitimate and ethical alternatives that enable university students to access academic information while upholding the principles of copyright laws</w:t>
-      </w:r>
-      <w:r>
-        <w:t xml:space="preserve"> </w:t>
-      </w:r>
-      <w:hyperlink r:id="rId74">
-        <w:r>
-          <w:rPr>
-            <w:rStyle w:val="Hipervnculo"/>
-          </w:rPr>
-          <w:t xml:space="preserve">[36]</w:t>
-        </w:r>
-      </w:hyperlink>
-      <w:r>
-        <w:t xml:space="preserve">. Additionally, an advantage of implementing a journal club with essay writing is the reduction of cheating and plagiarism</w:t>
-      </w:r>
-      <w:r>
-        <w:t xml:space="preserve"> </w:t>
-      </w:r>
-      <w:hyperlink r:id="rId75">
-        <w:r>
-          <w:rPr>
-            <w:rStyle w:val="Hipervnculo"/>
-          </w:rPr>
-          <w:t xml:space="preserve">[36]</w:t>
-        </w:r>
-      </w:hyperlink>
-      <w:r>
-        <w:t xml:space="preserve">. This is achieved by providing new articles each semester instead of discussing the same articles repeatedly. The use of articles allows for the diversification of readings each semester. In most cases, the students benefit from the state of the art in the studied area and associate the theoretical knowledge that they are learning. We found that the implementation of a journal club in plant genetics helps strengthen skills such as critical thinking, teamwork, independent learning, tolerance of different opinions, and digital skills, all of which are included in the seven Cs framework.</w:t>
-      </w:r>
-    </w:p>
-    <w:p>
-      <w:pPr>
-        <w:pStyle w:val="Textoindependiente"/>
-      </w:pPr>
-      <w:r>
-        <w:t xml:space="preserve">In plant science courses, field practices are an important component of the education of students</w:t>
-      </w:r>
-      <w:r>
-        <w:t xml:space="preserve"> </w:t>
-      </w:r>
-      <w:hyperlink r:id="rId76">
-        <w:r>
-          <w:rPr>
-            <w:rStyle w:val="Hipervnculo"/>
-          </w:rPr>
-          <w:t xml:space="preserve">[37]</w:t>
-        </w:r>
-      </w:hyperlink>
-      <w:r>
-        <w:t xml:space="preserve">. The shutdown of university campuses as a result of the COVID-19 pandemic and the rapid shift to online courses resulted in students becoming isolated from their respective universities, leading to a detrimental impact on their educational experience</w:t>
+        <w:t xml:space="preserve">The implementation of JC even after the COVID-19 pandemic could be productive, as some universities continue with a hybrid model for online teaching–learning because they provide a flexible and feasible platform for evidence-based e-learning</w:t>
       </w:r>
       <w:r>
         <w:t xml:space="preserve"> </w:t>
@@ -2025,27 +2088,11 @@
           <w:rPr>
             <w:rStyle w:val="Hipervnculo"/>
           </w:rPr>
-          <w:t xml:space="preserve">[38, 39]</w:t>
-        </w:r>
-      </w:hyperlink>
-      <w:r>
-        <w:t xml:space="preserve">. The JC is presented as a relevant alternative to an e-learning approach to promote the discussion and participation of students to strengthen the knowledge acquired in theoretical lectures. In addition, the curricular structure of the lectures (i.e., syllabus) describes the themes presented in an isolated manner, which makes it difficult to understand the knowledge as a whole. By utilizing the CMSLTA approach within the JC, students are empowered to explore and analyze the latest scholarly literature while actively discussing its relevance and practical applications. Moreover, the incorporation of this approach not only fosters problem-solving skills but also promotes collaboration. It empowers students by providing them with tools to apply their acquired knowledge to real-world situations.</w:t>
-      </w:r>
-    </w:p>
-    <w:p>
-      <w:pPr>
-        <w:pStyle w:val="Textoindependiente"/>
-      </w:pPr>
-      <w:r>
-        <w:t xml:space="preserve">A limitation of the present work was the design of the instrument for qualitative data collection. The methodology used for the instrument was based on survey methods. The authors recognize that a more detailed and comprehensive survey could have yielded more detailed and comprehensive data. The choice was made to collect preliminary data and provide a timely analysis of the application of JC during the COVID-19 pandemic as an active learning strategy. Although evidence of skill development is presented, it is based on student opinions. Further studies are needed to evaluate the students’ performance over time. Despite these limitations, the authors believe that the present study provides valuable insights for the application of the JC approach.</w:t>
-      </w:r>
-    </w:p>
-    <w:p>
-      <w:pPr>
-        <w:pStyle w:val="Textoindependiente"/>
-      </w:pPr>
-      <w:r>
-        <w:t xml:space="preserve">Importantly, the implementation of this work is part of a university initiative to provide pedagogical knowledge for professors beginning their academic careers. Some university professors may not have received formal pedagogical training, which can make it challenging to apply effective teaching techniques. In many cases, university professors have specialized in academic training in their field of study; however, they may lack the pedagogical skills necessary to teach science effectively. Therefore, providing training and support to help professors develop these pedagogical competencies is crucial for universities</w:t>
+          <w:t xml:space="preserve">[29]</w:t>
+        </w:r>
+      </w:hyperlink>
+      <w:r>
+        <w:t xml:space="preserve">. Educators’ perspective supports the idea that we should teach science as a means of acquiring knowledge, emphasizing the procedures of scientific inquiry rather than the mere memorization of facts</w:t>
       </w:r>
       <w:r>
         <w:t xml:space="preserve"> </w:t>
@@ -2055,42 +2102,6 @@
           <w:rPr>
             <w:rStyle w:val="Hipervnculo"/>
           </w:rPr>
-          <w:t xml:space="preserve">[14, 40]</w:t>
-        </w:r>
-      </w:hyperlink>
-      <w:r>
-        <w:t xml:space="preserve">.</w:t>
-      </w:r>
-    </w:p>
-    <w:p>
-      <w:pPr>
-        <w:pStyle w:val="Textoindependiente"/>
-      </w:pPr>
-      <w:r>
-        <w:t xml:space="preserve">The implementation of JC even after the COVID-19 pandemic could be productive, as some universities continue with a hybrid model for online teaching–learning because they provide a flexible and feasible platform for evidence-based e-learning</w:t>
-      </w:r>
-      <w:r>
-        <w:t xml:space="preserve"> </w:t>
-      </w:r>
-      <w:hyperlink r:id="rId79">
-        <w:r>
-          <w:rPr>
-            <w:rStyle w:val="Hipervnculo"/>
-          </w:rPr>
-          <w:t xml:space="preserve">[29]</w:t>
-        </w:r>
-      </w:hyperlink>
-      <w:r>
-        <w:t xml:space="preserve">. Educators’ perspective supports the idea that we should teach science as a means of acquiring knowledge, emphasizing the procedures of scientific inquiry rather than the mere memorization of facts</w:t>
-      </w:r>
-      <w:r>
-        <w:t xml:space="preserve"> </w:t>
-      </w:r>
-      <w:hyperlink r:id="rId80">
-        <w:r>
-          <w:rPr>
-            <w:rStyle w:val="Hipervnculo"/>
-          </w:rPr>
           <w:t xml:space="preserve">[41]</w:t>
         </w:r>
       </w:hyperlink>
@@ -2098,8 +2109,8 @@
         <w:t xml:space="preserve">. The JC is an effective active pedagogical tool to promote project-based learning, which allows students to learn autonomously and apply their knowledge to real situations. The implementation of a JC promotes the development of skills contained in the Seven Cs and the critical analysis of scientific literature, with a focus on the development of metacognitive and collaborative skills.</w:t>
       </w:r>
     </w:p>
-    <w:bookmarkEnd w:id="81"/>
-    <w:bookmarkStart w:id="82" w:name="conclusion"/>
+    <w:bookmarkEnd w:id="79"/>
+    <w:bookmarkStart w:id="80" w:name="conclusion"/>
     <w:p>
       <w:pPr>
         <w:pStyle w:val="Ttulo1"/>
@@ -2120,8 +2131,8 @@
         <w:t xml:space="preserve">The implementation of a journal club in a plant science course has presented an alternative that promotes students’ engagement with their learning and creates a venue for academic discussions given the lack of field practice. The students perceive the JC as relevant to their formal education, and they agree with its implementation. Additionally, the JC allows students to complement their theoretical knowledge and develop soft skills that are essential for success in the modern world and their lifelong learning. The dynamic learning experience of JC remains applicable and relevant beyond the confines of the COVID-19 pandemic, whether in an e-learning setting or through traditional face-to-face lectures.</w:t>
       </w:r>
     </w:p>
-    <w:bookmarkEnd w:id="82"/>
-    <w:bookmarkStart w:id="101" w:name="references"/>
+    <w:bookmarkEnd w:id="80"/>
+    <w:bookmarkStart w:id="99" w:name="references"/>
     <w:p>
       <w:pPr>
         <w:pStyle w:val="Ttulo1"/>
@@ -2138,7 +2149,7 @@
       <w:pPr>
         <w:pStyle w:val="FirstParagraph"/>
       </w:pPr>
-      <w:hyperlink r:id="rId83">
+      <w:hyperlink r:id="rId81">
         <w:r>
           <w:rPr>
             <w:rStyle w:val="Hipervnculo"/>
@@ -2175,7 +2186,7 @@
       <w:r>
         <w:br/>
       </w:r>
-      <w:hyperlink r:id="rId83">
+      <w:hyperlink r:id="rId81">
         <w:r>
           <w:rPr>
             <w:rStyle w:val="Hipervnculo"/>
@@ -2212,7 +2223,7 @@
       <w:r>
         <w:br/>
       </w:r>
-      <w:hyperlink r:id="rId83">
+      <w:hyperlink r:id="rId81">
         <w:r>
           <w:rPr>
             <w:rStyle w:val="Hipervnculo"/>
@@ -2249,7 +2260,7 @@
       <w:r>
         <w:br/>
       </w:r>
-      <w:hyperlink r:id="rId83">
+      <w:hyperlink r:id="rId81">
         <w:r>
           <w:rPr>
             <w:rStyle w:val="Hipervnculo"/>
@@ -2286,7 +2297,7 @@
       <w:r>
         <w:br/>
       </w:r>
-      <w:hyperlink r:id="rId83">
+      <w:hyperlink r:id="rId81">
         <w:r>
           <w:rPr>
             <w:rStyle w:val="Hipervnculo"/>
@@ -2323,7 +2334,7 @@
       <w:r>
         <w:br/>
       </w:r>
-      <w:hyperlink r:id="rId83">
+      <w:hyperlink r:id="rId81">
         <w:r>
           <w:rPr>
             <w:rStyle w:val="Hipervnculo"/>
@@ -2354,7 +2365,7 @@
       <w:r>
         <w:br/>
       </w:r>
-      <w:hyperlink r:id="rId83">
+      <w:hyperlink r:id="rId81">
         <w:r>
           <w:rPr>
             <w:rStyle w:val="Hipervnculo"/>
@@ -2391,7 +2402,7 @@
       <w:r>
         <w:br/>
       </w:r>
-      <w:hyperlink r:id="rId83">
+      <w:hyperlink r:id="rId81">
         <w:r>
           <w:rPr>
             <w:rStyle w:val="Hipervnculo"/>
@@ -2428,7 +2439,7 @@
       <w:r>
         <w:br/>
       </w:r>
-      <w:hyperlink r:id="rId83">
+      <w:hyperlink r:id="rId81">
         <w:r>
           <w:rPr>
             <w:rStyle w:val="Hipervnculo"/>
@@ -2465,7 +2476,7 @@
       <w:r>
         <w:br/>
       </w:r>
-      <w:hyperlink r:id="rId83">
+      <w:hyperlink r:id="rId81">
         <w:r>
           <w:rPr>
             <w:rStyle w:val="Hipervnculo"/>
@@ -2502,7 +2513,7 @@
       <w:r>
         <w:br/>
       </w:r>
-      <w:hyperlink r:id="rId83">
+      <w:hyperlink r:id="rId81">
         <w:r>
           <w:rPr>
             <w:rStyle w:val="Hipervnculo"/>
@@ -2539,7 +2550,7 @@
       <w:r>
         <w:br/>
       </w:r>
-      <w:hyperlink r:id="rId83">
+      <w:hyperlink r:id="rId81">
         <w:r>
           <w:rPr>
             <w:rStyle w:val="Hipervnculo"/>
@@ -2570,7 +2581,7 @@
       <w:r>
         <w:br/>
       </w:r>
-      <w:hyperlink r:id="rId83">
+      <w:hyperlink r:id="rId81">
         <w:r>
           <w:rPr>
             <w:rStyle w:val="Hipervnculo"/>
@@ -2607,7 +2618,7 @@
       <w:r>
         <w:br/>
       </w:r>
-      <w:hyperlink r:id="rId83">
+      <w:hyperlink r:id="rId81">
         <w:r>
           <w:rPr>
             <w:rStyle w:val="Hipervnculo"/>
@@ -2638,7 +2649,7 @@
       <w:r>
         <w:br/>
       </w:r>
-      <w:hyperlink r:id="rId83">
+      <w:hyperlink r:id="rId81">
         <w:r>
           <w:rPr>
             <w:rStyle w:val="Hipervnculo"/>
@@ -2675,7 +2686,7 @@
       <w:r>
         <w:br/>
       </w:r>
-      <w:hyperlink r:id="rId83">
+      <w:hyperlink r:id="rId81">
         <w:r>
           <w:rPr>
             <w:rStyle w:val="Hipervnculo"/>
@@ -2712,7 +2723,7 @@
       <w:r>
         <w:br/>
       </w:r>
-      <w:hyperlink r:id="rId83">
+      <w:hyperlink r:id="rId81">
         <w:r>
           <w:rPr>
             <w:rStyle w:val="Hipervnculo"/>
@@ -2749,7 +2760,7 @@
       <w:r>
         <w:br/>
       </w:r>
-      <w:hyperlink r:id="rId83">
+      <w:hyperlink r:id="rId81">
         <w:r>
           <w:rPr>
             <w:rStyle w:val="Hipervnculo"/>
@@ -2810,7 +2821,7 @@
       <w:r>
         <w:br/>
       </w:r>
-      <w:hyperlink r:id="rId83">
+      <w:hyperlink r:id="rId81">
         <w:r>
           <w:rPr>
             <w:rStyle w:val="Hipervnculo"/>
@@ -2847,7 +2858,7 @@
       <w:r>
         <w:br/>
       </w:r>
-      <w:hyperlink r:id="rId83">
+      <w:hyperlink r:id="rId81">
         <w:r>
           <w:rPr>
             <w:rStyle w:val="Hipervnculo"/>
@@ -2884,7 +2895,7 @@
       <w:r>
         <w:br/>
       </w:r>
-      <w:hyperlink r:id="rId83">
+      <w:hyperlink r:id="rId81">
         <w:r>
           <w:rPr>
             <w:rStyle w:val="Hipervnculo"/>
@@ -2915,7 +2926,7 @@
       <w:r>
         <w:br/>
       </w:r>
-      <w:hyperlink r:id="rId83">
+      <w:hyperlink r:id="rId81">
         <w:r>
           <w:rPr>
             <w:rStyle w:val="Hipervnculo"/>
@@ -2952,7 +2963,7 @@
       <w:r>
         <w:br/>
       </w:r>
-      <w:hyperlink r:id="rId83">
+      <w:hyperlink r:id="rId81">
         <w:r>
           <w:rPr>
             <w:rStyle w:val="Hipervnculo"/>
@@ -2983,7 +2994,7 @@
       <w:r>
         <w:br/>
       </w:r>
-      <w:hyperlink r:id="rId83">
+      <w:hyperlink r:id="rId81">
         <w:r>
           <w:rPr>
             <w:rStyle w:val="Hipervnculo"/>
@@ -2994,7 +3005,7 @@
       <w:r>
         <w:br/>
       </w:r>
-      <w:hyperlink r:id="rId83">
+      <w:hyperlink r:id="rId81">
         <w:r>
           <w:rPr>
             <w:rStyle w:val="Hipervnculo"/>
@@ -3005,7 +3016,7 @@
       <w:r>
         <w:br/>
       </w:r>
-      <w:hyperlink r:id="rId83">
+      <w:hyperlink r:id="rId81">
         <w:r>
           <w:rPr>
             <w:rStyle w:val="Hipervnculo"/>
@@ -3016,7 +3027,7 @@
       <w:r>
         <w:br/>
       </w:r>
-      <w:hyperlink r:id="rId83">
+      <w:hyperlink r:id="rId81">
         <w:r>
           <w:rPr>
             <w:rStyle w:val="Hipervnculo"/>
@@ -3027,7 +3038,7 @@
       <w:r>
         <w:br/>
       </w:r>
-      <w:hyperlink r:id="rId83">
+      <w:hyperlink r:id="rId81">
         <w:r>
           <w:rPr>
             <w:rStyle w:val="Hipervnculo"/>
@@ -3064,7 +3075,7 @@
       <w:r>
         <w:br/>
       </w:r>
-      <w:hyperlink r:id="rId83">
+      <w:hyperlink r:id="rId81">
         <w:r>
           <w:rPr>
             <w:rStyle w:val="Hipervnculo"/>
@@ -3101,7 +3112,7 @@
       <w:r>
         <w:br/>
       </w:r>
-      <w:hyperlink r:id="rId83">
+      <w:hyperlink r:id="rId81">
         <w:r>
           <w:rPr>
             <w:rStyle w:val="Hipervnculo"/>
@@ -3138,7 +3149,7 @@
       <w:r>
         <w:br/>
       </w:r>
-      <w:hyperlink r:id="rId83">
+      <w:hyperlink r:id="rId81">
         <w:r>
           <w:rPr>
             <w:rStyle w:val="Hipervnculo"/>
@@ -3175,7 +3186,7 @@
       <w:r>
         <w:br/>
       </w:r>
-      <w:hyperlink r:id="rId83">
+      <w:hyperlink r:id="rId81">
         <w:r>
           <w:rPr>
             <w:rStyle w:val="Hipervnculo"/>
@@ -3212,7 +3223,7 @@
       <w:r>
         <w:br/>
       </w:r>
-      <w:hyperlink r:id="rId83">
+      <w:hyperlink r:id="rId81">
         <w:r>
           <w:rPr>
             <w:rStyle w:val="Hipervnculo"/>
@@ -3249,7 +3260,7 @@
       <w:r>
         <w:br/>
       </w:r>
-      <w:hyperlink r:id="rId83">
+      <w:hyperlink r:id="rId81">
         <w:r>
           <w:rPr>
             <w:rStyle w:val="Hipervnculo"/>
@@ -3286,7 +3297,7 @@
       <w:r>
         <w:br/>
       </w:r>
-      <w:hyperlink r:id="rId83">
+      <w:hyperlink r:id="rId81">
         <w:r>
           <w:rPr>
             <w:rStyle w:val="Hipervnculo"/>
@@ -3323,7 +3334,7 @@
       <w:r>
         <w:br/>
       </w:r>
-      <w:hyperlink r:id="rId83">
+      <w:hyperlink r:id="rId81">
         <w:r>
           <w:rPr>
             <w:rStyle w:val="Hipervnculo"/>
@@ -3354,7 +3365,7 @@
       <w:r>
         <w:br/>
       </w:r>
-      <w:hyperlink r:id="rId83">
+      <w:hyperlink r:id="rId81">
         <w:r>
           <w:rPr>
             <w:rStyle w:val="Hipervnculo"/>
@@ -3391,7 +3402,7 @@
       <w:r>
         <w:br/>
       </w:r>
-      <w:hyperlink r:id="rId83">
+      <w:hyperlink r:id="rId81">
         <w:r>
           <w:rPr>
             <w:rStyle w:val="Hipervnculo"/>
@@ -3428,7 +3439,7 @@
       <w:r>
         <w:br/>
       </w:r>
-      <w:hyperlink r:id="rId83">
+      <w:hyperlink r:id="rId81">
         <w:r>
           <w:rPr>
             <w:rStyle w:val="Hipervnculo"/>
@@ -3465,7 +3476,7 @@
       <w:r>
         <w:br/>
       </w:r>
-      <w:hyperlink r:id="rId83">
+      <w:hyperlink r:id="rId81">
         <w:r>
           <w:rPr>
             <w:rStyle w:val="Hipervnculo"/>
@@ -3502,7 +3513,7 @@
       <w:r>
         <w:br/>
       </w:r>
-      <w:hyperlink r:id="rId83">
+      <w:hyperlink r:id="rId81">
         <w:r>
           <w:rPr>
             <w:rStyle w:val="Hipervnculo"/>
@@ -3551,18 +3562,18 @@
           <wp:inline>
             <wp:extent cx="5943600" cy="7218812"/>
             <wp:effectExtent b="0" l="0" r="0" t="0"/>
-            <wp:docPr descr="" title="" id="85" name="Picture"/>
+            <wp:docPr descr="" title="" id="83" name="Picture"/>
             <a:graphic>
               <a:graphicData uri="http://schemas.openxmlformats.org/drawingml/2006/picture">
                 <pic:pic>
                   <pic:nvPicPr>
-                    <pic:cNvPr descr="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" id="86" name="Picture"/>
+                    <pic:cNvPr descr="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" id="84" name="Picture"/>
                     <pic:cNvPicPr>
                       <a:picLocks noChangeArrowheads="1" noChangeAspect="1"/>
                     </pic:cNvPicPr>
                   </pic:nvPicPr>
                   <pic:blipFill>
-                    <a:blip r:embed="rId84"/>
+                    <a:blip r:embed="rId82"/>
                     <a:stretch>
                       <a:fillRect/>
                     </a:stretch>
@@ -3615,18 +3626,18 @@
           <wp:inline>
             <wp:extent cx="5943600" cy="3566160"/>
             <wp:effectExtent b="0" l="0" r="0" t="0"/>
-            <wp:docPr descr="" title="" id="88" name="Picture"/>
+            <wp:docPr descr="" title="" id="86" name="Picture"/>
             <a:graphic>
               <a:graphicData uri="http://schemas.openxmlformats.org/drawingml/2006/picture">
                 <pic:pic>
                   <pic:nvPicPr>
-                    <pic:cNvPr descr="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" id="89" name="Picture"/>
+                    <pic:cNvPr descr="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" id="87" name="Picture"/>
                     <pic:cNvPicPr>
                       <a:picLocks noChangeArrowheads="1" noChangeAspect="1"/>
                     </pic:cNvPicPr>
                   </pic:nvPicPr>
                   <pic:blipFill>
-                    <a:blip r:embed="rId87"/>
+                    <a:blip r:embed="rId85"/>
                     <a:stretch>
                       <a:fillRect/>
                     </a:stretch>
@@ -3679,18 +3690,18 @@
           <wp:inline>
             <wp:extent cx="5943600" cy="2385435"/>
             <wp:effectExtent b="0" l="0" r="0" t="0"/>
-            <wp:docPr descr="" title="" id="91" name="Picture"/>
+            <wp:docPr descr="" title="" id="89" name="Picture"/>
             <a:graphic>
               <a:graphicData uri="http://schemas.openxmlformats.org/drawingml/2006/picture">
                 <pic:pic>
                   <pic:nvPicPr>
-                    <pic:cNvPr descr="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" id="92" name="Picture"/>
+                    <pic:cNvPr descr="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" id="90" name="Picture"/>
                     <pic:cNvPicPr>
                       <a:picLocks noChangeArrowheads="1" noChangeAspect="1"/>
                     </pic:cNvPicPr>
                   </pic:nvPicPr>
                   <pic:blipFill>
-                    <a:blip r:embed="rId90"/>
+                    <a:blip r:embed="rId88"/>
                     <a:stretch>
                       <a:fillRect/>
                     </a:stretch>
@@ -3866,7 +3877,7 @@
               <w:pStyle w:val="Compact"/>
               <w:jc w:val="left"/>
             </w:pPr>
-            <w:hyperlink r:id="rId93">
+            <w:hyperlink r:id="rId91">
               <w:r>
                 <w:rPr>
                   <w:rStyle w:val="Hipervnculo"/>
@@ -3945,7 +3956,7 @@
               <w:pStyle w:val="Compact"/>
               <w:jc w:val="left"/>
             </w:pPr>
-            <w:hyperlink r:id="rId94">
+            <w:hyperlink r:id="rId92">
               <w:r>
                 <w:rPr>
                   <w:rStyle w:val="Hipervnculo"/>
@@ -4024,7 +4035,7 @@
               <w:pStyle w:val="Compact"/>
               <w:jc w:val="left"/>
             </w:pPr>
-            <w:hyperlink r:id="rId95">
+            <w:hyperlink r:id="rId93">
               <w:r>
                 <w:rPr>
                   <w:rStyle w:val="Hipervnculo"/>
@@ -4103,7 +4114,7 @@
               <w:pStyle w:val="Compact"/>
               <w:jc w:val="left"/>
             </w:pPr>
-            <w:hyperlink r:id="rId96">
+            <w:hyperlink r:id="rId94">
               <w:r>
                 <w:rPr>
                   <w:rStyle w:val="Hipervnculo"/>
@@ -4182,7 +4193,7 @@
               <w:pStyle w:val="Compact"/>
               <w:jc w:val="left"/>
             </w:pPr>
-            <w:hyperlink r:id="rId97">
+            <w:hyperlink r:id="rId95">
               <w:r>
                 <w:rPr>
                   <w:rStyle w:val="Hipervnculo"/>
@@ -4261,7 +4272,7 @@
               <w:pStyle w:val="Compact"/>
               <w:jc w:val="left"/>
             </w:pPr>
-            <w:hyperlink r:id="rId98">
+            <w:hyperlink r:id="rId96">
               <w:r>
                 <w:rPr>
                   <w:rStyle w:val="Hipervnculo"/>
@@ -4340,7 +4351,7 @@
               <w:pStyle w:val="Compact"/>
               <w:jc w:val="left"/>
             </w:pPr>
-            <w:hyperlink r:id="rId99">
+            <w:hyperlink r:id="rId97">
               <w:r>
                 <w:rPr>
                   <w:rStyle w:val="Hipervnculo"/>
@@ -4419,7 +4430,7 @@
               <w:pStyle w:val="Compact"/>
               <w:jc w:val="left"/>
             </w:pPr>
-            <w:hyperlink r:id="rId100">
+            <w:hyperlink r:id="rId98">
               <w:r>
                 <w:rPr>
                   <w:rStyle w:val="Hipervnculo"/>
@@ -4728,7 +4739,7 @@
         </w:tc>
       </w:tr>
     </w:tbl>
-    <w:bookmarkEnd w:id="101"/>
+    <w:bookmarkEnd w:id="99"/>
     <w:sectPr>
       <w:footerReference r:id="rId9" w:type="default"/>
       <w:pgSz w:h="15840" w:w="12240"/>

--- a/manuscript.docx
+++ b/manuscript.docx
@@ -4744,6 +4744,7 @@
       <w:footerReference r:id="rId9" w:type="default"/>
       <w:pgSz w:h="15840" w:w="12240"/>
       <w:pgMar w:bottom="1440" w:footer="720" w:gutter="0" w:header="720" w:left="1440" w:right="1440" w:top="1440"/>
+      <w:lnNumType w:countBy="1" w:restart="continuous"/>
       <w:cols w:space="720"/>
       <w:docGrid w:linePitch="326"/>
     </w:sectPr>
@@ -4756,7 +4757,7 @@
 </file>
 
 <file path=word/footer1.xml><?xml version="1.0" encoding="utf-8"?>
-<w:ftr xmlns:wpc="http://schemas.microsoft.com/office/word/2010/wordprocessingCanvas" xmlns:cx="http://schemas.microsoft.com/office/drawing/2014/chartex" xmlns:cx1="http://schemas.microsoft.com/office/drawing/2015/9/8/chartex" xmlns:cx2="http://schemas.microsoft.com/office/drawing/2015/10/21/chartex" xmlns:cx3="http://schemas.microsoft.com/office/drawing/2016/5/9/chartex" xmlns:cx4="http://schemas.microsoft.com/office/drawing/2016/5/10/chartex" xmlns:cx5="http://schemas.microsoft.com/office/drawing/2016/5/11/chartex" xmlns:cx6="http://schemas.microsoft.com/office/drawing/2016/5/12/chartex" xmlns:cx7="http://schemas.microsoft.com/office/drawing/2016/5/13/chartex" xmlns:cx8="http://schemas.microsoft.com/office/drawing/2016/5/14/chartex" xmlns:mc="http://schemas.openxmlformats.org/markup-compatibility/2006" xmlns:aink="http://schemas.microsoft.com/office/drawing/2016/ink" xmlns:am3d="http://schemas.microsoft.com/office/drawing/2017/model3d" xmlns:o="urn:schemas-microsoft-com:office:office" xmlns:oel="http://schemas.microsoft.com/office/2019/extlst" xmlns:r="http://schemas.openxmlformats.org/officeDocument/2006/relationships" xmlns:m="http://schemas.openxmlformats.org/officeDocument/2006/math" xmlns:v="urn:schemas-microsoft-com:vml" xmlns:wp14="http://schemas.microsoft.com/office/word/2010/wordprocessingDrawing" xmlns:wp="http://schemas.openxmlformats.org/drawingml/2006/wordprocessingDrawing" xmlns:w10="urn:schemas-microsoft-com:office:word" xmlns:w="http://schemas.openxmlformats.org/wordprocessingml/2006/main" xmlns:w14="http://schemas.microsoft.com/office/word/2010/wordml" xmlns:w15="http://schemas.microsoft.com/office/word/2012/wordml" xmlns:w16cex="http://schemas.microsoft.com/office/word/2018/wordml/cex" xmlns:w16cid="http://schemas.microsoft.com/office/word/2016/wordml/cid" xmlns:w16="http://schemas.microsoft.com/office/word/2018/wordml" xmlns:w16sdtdh="http://schemas.microsoft.com/office/word/2020/wordml/sdtdatahash" xmlns:w16se="http://schemas.microsoft.com/office/word/2015/wordml/symex" xmlns:wpg="http://schemas.microsoft.com/office/word/2010/wordprocessingGroup" xmlns:wpi="http://schemas.microsoft.com/office/word/2010/wordprocessingInk" xmlns:wne="http://schemas.microsoft.com/office/word/2006/wordml" xmlns:wps="http://schemas.microsoft.com/office/word/2010/wordprocessingShape" mc:Ignorable="w14 w15 w16se w16cid w16 w16cex w16sdtdh wp14">
+<w:ftr xmlns:wpc="http://schemas.microsoft.com/office/word/2010/wordprocessingCanvas" xmlns:cx="http://schemas.microsoft.com/office/drawing/2014/chartex" xmlns:cx1="http://schemas.microsoft.com/office/drawing/2015/9/8/chartex" xmlns:cx2="http://schemas.microsoft.com/office/drawing/2015/10/21/chartex" xmlns:cx3="http://schemas.microsoft.com/office/drawing/2016/5/9/chartex" xmlns:cx4="http://schemas.microsoft.com/office/drawing/2016/5/10/chartex" xmlns:cx5="http://schemas.microsoft.com/office/drawing/2016/5/11/chartex" xmlns:cx6="http://schemas.microsoft.com/office/drawing/2016/5/12/chartex" xmlns:cx7="http://schemas.microsoft.com/office/drawing/2016/5/13/chartex" xmlns:cx8="http://schemas.microsoft.com/office/drawing/2016/5/14/chartex" xmlns:mc="http://schemas.openxmlformats.org/markup-compatibility/2006" xmlns:aink="http://schemas.microsoft.com/office/drawing/2016/ink" xmlns:am3d="http://schemas.microsoft.com/office/drawing/2017/model3d" xmlns:o="urn:schemas-microsoft-com:office:office" xmlns:oel="http://schemas.microsoft.com/office/2019/extlst" xmlns:r="http://schemas.openxmlformats.org/officeDocument/2006/relationships" xmlns:m="http://schemas.openxmlformats.org/officeDocument/2006/math" xmlns:v="urn:schemas-microsoft-com:vml" xmlns:wp14="http://schemas.microsoft.com/office/word/2010/wordprocessingDrawing" xmlns:wp="http://schemas.openxmlformats.org/drawingml/2006/wordprocessingDrawing" xmlns:w10="urn:schemas-microsoft-com:office:word" xmlns:w="http://schemas.openxmlformats.org/wordprocessingml/2006/main" xmlns:w14="http://schemas.microsoft.com/office/word/2010/wordml" xmlns:w15="http://schemas.microsoft.com/office/word/2012/wordml" xmlns:w16cex="http://schemas.microsoft.com/office/word/2018/wordml/cex" xmlns:w16cid="http://schemas.microsoft.com/office/word/2016/wordml/cid" xmlns:w16="http://schemas.microsoft.com/office/word/2018/wordml" xmlns:w16du="http://schemas.microsoft.com/office/word/2023/wordml/word16du" xmlns:w16sdtdh="http://schemas.microsoft.com/office/word/2020/wordml/sdtdatahash" xmlns:w16sdtfl="http://schemas.microsoft.com/office/word/2024/wordml/sdtformatlock" xmlns:w16se="http://schemas.microsoft.com/office/word/2015/wordml/symex" xmlns:wpg="http://schemas.microsoft.com/office/word/2010/wordprocessingGroup" xmlns:wpi="http://schemas.microsoft.com/office/word/2010/wordprocessingInk" xmlns:wne="http://schemas.microsoft.com/office/word/2006/wordml" xmlns:wps="http://schemas.microsoft.com/office/word/2010/wordprocessingShape" mc:Ignorable="w14 w15 w16se w16cid w16 w16cex w16sdtdh w16sdtfl w16du wp14">
   <w:sdt>
     <w:sdtPr>
       <w:id w:val="626748009"/>
@@ -4828,202 +4829,17 @@
 </file>
 
 <file path=word/numbering.xml><?xml version="1.0" encoding="utf-8"?>
-<w:numbering xmlns:aink="http://schemas.microsoft.com/office/drawing/2016/ink" xmlns:am3d="http://schemas.microsoft.com/office/drawing/2017/model3d" xmlns:cx="http://schemas.microsoft.com/office/drawing/2014/chartex" xmlns:cx1="http://schemas.microsoft.com/office/drawing/2015/9/8/chartex" xmlns:cx2="http://schemas.microsoft.com/office/drawing/2015/10/21/chartex" xmlns:cx3="http://schemas.microsoft.com/office/drawing/2016/5/9/chartex" xmlns:cx4="http://schemas.microsoft.com/office/drawing/2016/5/10/chartex" xmlns:cx5="http://schemas.microsoft.com/office/drawing/2016/5/11/chartex" xmlns:cx6="http://schemas.microsoft.com/office/drawing/2016/5/12/chartex" xmlns:cx7="http://schemas.microsoft.com/office/drawing/2016/5/13/chartex" xmlns:cx8="http://schemas.microsoft.com/office/drawing/2016/5/14/chartex" xmlns:m="http://schemas.openxmlformats.org/officeDocument/2006/math" xmlns:mc="http://schemas.openxmlformats.org/markup-compatibility/2006" xmlns:o="urn:schemas-microsoft-com:office:office" xmlns:oel="http://schemas.microsoft.com/office/2019/extlst" xmlns:r="http://schemas.openxmlformats.org/officeDocument/2006/relationships" xmlns:v="urn:schemas-microsoft-com:vml" xmlns:w="http://schemas.openxmlformats.org/wordprocessingml/2006/main" xmlns:w10="urn:schemas-microsoft-com:office:word" xmlns:w14="http://schemas.microsoft.com/office/word/2010/wordml" xmlns:w15="http://schemas.microsoft.com/office/word/2012/wordml" xmlns:w16="http://schemas.microsoft.com/office/word/2018/wordml" xmlns:w16cex="http://schemas.microsoft.com/office/word/2018/wordml/cex" xmlns:w16cid="http://schemas.microsoft.com/office/word/2016/wordml/cid" xmlns:w16sdtdh="http://schemas.microsoft.com/office/word/2020/wordml/sdtdatahash" xmlns:w16se="http://schemas.microsoft.com/office/word/2015/wordml/symex" xmlns:wne="http://schemas.microsoft.com/office/word/2006/wordml" xmlns:wp="http://schemas.openxmlformats.org/drawingml/2006/wordprocessingDrawing" xmlns:wp14="http://schemas.microsoft.com/office/word/2010/wordprocessingDrawing" xmlns:wpc="http://schemas.microsoft.com/office/word/2010/wordprocessingCanvas" xmlns:wpg="http://schemas.microsoft.com/office/word/2010/wordprocessingGroup" xmlns:wpi="http://schemas.microsoft.com/office/word/2010/wordprocessingInk" xmlns:wps="http://schemas.microsoft.com/office/word/2010/wordprocessingShape" mc:Ignorable="w14 w15 w16se w16cid w16 w16cex w16sdtdh wp14">
+<w:numbering xmlns:aink="http://schemas.microsoft.com/office/drawing/2016/ink" xmlns:am3d="http://schemas.microsoft.com/office/drawing/2017/model3d" xmlns:cx="http://schemas.microsoft.com/office/drawing/2014/chartex" xmlns:cx1="http://schemas.microsoft.com/office/drawing/2015/9/8/chartex" xmlns:cx2="http://schemas.microsoft.com/office/drawing/2015/10/21/chartex" xmlns:cx3="http://schemas.microsoft.com/office/drawing/2016/5/9/chartex" xmlns:cx4="http://schemas.microsoft.com/office/drawing/2016/5/10/chartex" xmlns:cx5="http://schemas.microsoft.com/office/drawing/2016/5/11/chartex" xmlns:cx6="http://schemas.microsoft.com/office/drawing/2016/5/12/chartex" xmlns:cx7="http://schemas.microsoft.com/office/drawing/2016/5/13/chartex" xmlns:cx8="http://schemas.microsoft.com/office/drawing/2016/5/14/chartex" xmlns:m="http://schemas.openxmlformats.org/officeDocument/2006/math" xmlns:mc="http://schemas.openxmlformats.org/markup-compatibility/2006" xmlns:o="urn:schemas-microsoft-com:office:office" xmlns:oel="http://schemas.microsoft.com/office/2019/extlst" xmlns:r="http://schemas.openxmlformats.org/officeDocument/2006/relationships" xmlns:v="urn:schemas-microsoft-com:vml" xmlns:w="http://schemas.openxmlformats.org/wordprocessingml/2006/main" xmlns:w10="urn:schemas-microsoft-com:office:word" xmlns:w14="http://schemas.microsoft.com/office/word/2010/wordml" xmlns:w15="http://schemas.microsoft.com/office/word/2012/wordml" xmlns:w16="http://schemas.microsoft.com/office/word/2018/wordml" xmlns:w16cex="http://schemas.microsoft.com/office/word/2018/wordml/cex" xmlns:w16cid="http://schemas.microsoft.com/office/word/2016/wordml/cid" xmlns:w16du="http://schemas.microsoft.com/office/word/2023/wordml/word16du" xmlns:w16sdtdh="http://schemas.microsoft.com/office/word/2020/wordml/sdtdatahash" xmlns:w16sdtfl="http://schemas.microsoft.com/office/word/2024/wordml/sdtformatlock" xmlns:w16se="http://schemas.microsoft.com/office/word/2015/wordml/symex" xmlns:wne="http://schemas.microsoft.com/office/word/2006/wordml" xmlns:wp="http://schemas.openxmlformats.org/drawingml/2006/wordprocessingDrawing" xmlns:wp14="http://schemas.microsoft.com/office/word/2010/wordprocessingDrawing" xmlns:wpc="http://schemas.microsoft.com/office/word/2010/wordprocessingCanvas" xmlns:wpg="http://schemas.microsoft.com/office/word/2010/wordprocessingGroup" xmlns:wpi="http://schemas.microsoft.com/office/word/2010/wordprocessingInk" xmlns:wps="http://schemas.microsoft.com/office/word/2010/wordprocessingShape" mc:Ignorable="w14 w15 w16se w16cid w16 w16cex w16sdtdh w16sdtfl w16du wp14">
   <w:abstractNum w15:restartNumberingAfterBreak="0" w:abstractNumId="0">
-    <w:nsid w:val="FFFFFF7C"/>
-    <w:multiLevelType w:val="singleLevel"/>
-    <w:tmpl w:val="EC4CA474"/>
-    <w:lvl w:ilvl="0">
-      <w:start w:val="1"/>
-      <w:numFmt w:val="decimal"/>
-      <w:lvlText w:val="%1."/>
-      <w:lvlJc w:val="left"/>
-      <w:pPr>
-        <w:tabs>
-          <w:tab w:pos="1492" w:val="num"/>
-        </w:tabs>
-        <w:ind w:hanging="360" w:left="1492"/>
-      </w:pPr>
-    </w:lvl>
-  </w:abstractNum>
-  <w:abstractNum w15:restartNumberingAfterBreak="0" w:abstractNumId="1">
-    <w:nsid w:val="FFFFFF7D"/>
-    <w:multiLevelType w:val="singleLevel"/>
-    <w:tmpl w:val="4D44942A"/>
-    <w:lvl w:ilvl="0">
-      <w:start w:val="1"/>
-      <w:numFmt w:val="decimal"/>
-      <w:lvlText w:val="%1."/>
-      <w:lvlJc w:val="left"/>
-      <w:pPr>
-        <w:tabs>
-          <w:tab w:pos="1209" w:val="num"/>
-        </w:tabs>
-        <w:ind w:hanging="360" w:left="1209"/>
-      </w:pPr>
-    </w:lvl>
-  </w:abstractNum>
-  <w:abstractNum w15:restartNumberingAfterBreak="0" w:abstractNumId="2">
-    <w:nsid w:val="FFFFFF7E"/>
-    <w:multiLevelType w:val="singleLevel"/>
-    <w:tmpl w:val="237A7F92"/>
-    <w:lvl w:ilvl="0">
-      <w:start w:val="1"/>
-      <w:numFmt w:val="decimal"/>
-      <w:lvlText w:val="%1."/>
-      <w:lvlJc w:val="left"/>
-      <w:pPr>
-        <w:tabs>
-          <w:tab w:pos="926" w:val="num"/>
-        </w:tabs>
-        <w:ind w:hanging="360" w:left="926"/>
-      </w:pPr>
-    </w:lvl>
-  </w:abstractNum>
-  <w:abstractNum w15:restartNumberingAfterBreak="0" w:abstractNumId="3">
-    <w:nsid w:val="FFFFFF7F"/>
-    <w:multiLevelType w:val="singleLevel"/>
-    <w:tmpl w:val="CEC61F10"/>
-    <w:lvl w:ilvl="0">
-      <w:start w:val="1"/>
-      <w:numFmt w:val="decimal"/>
-      <w:lvlText w:val="%1."/>
-      <w:lvlJc w:val="left"/>
-      <w:pPr>
-        <w:tabs>
-          <w:tab w:pos="643" w:val="num"/>
-        </w:tabs>
-        <w:ind w:hanging="360" w:left="643"/>
-      </w:pPr>
-    </w:lvl>
-  </w:abstractNum>
-  <w:abstractNum w15:restartNumberingAfterBreak="0" w:abstractNumId="4">
-    <w:nsid w:val="FFFFFF80"/>
-    <w:multiLevelType w:val="singleLevel"/>
-    <w:tmpl w:val="60D4F8F4"/>
-    <w:lvl w:ilvl="0">
-      <w:start w:val="1"/>
-      <w:numFmt w:val="bullet"/>
-      <w:lvlText w:val=""/>
-      <w:lvlJc w:val="left"/>
-      <w:pPr>
-        <w:tabs>
-          <w:tab w:pos="1492" w:val="num"/>
-        </w:tabs>
-        <w:ind w:hanging="360" w:left="1492"/>
-      </w:pPr>
-      <w:rPr>
-        <w:rFonts w:ascii="Symbol" w:hAnsi="Symbol" w:hint="default"/>
-      </w:rPr>
-    </w:lvl>
-  </w:abstractNum>
-  <w:abstractNum w15:restartNumberingAfterBreak="0" w:abstractNumId="5">
-    <w:nsid w:val="FFFFFF81"/>
-    <w:multiLevelType w:val="singleLevel"/>
-    <w:tmpl w:val="53A0A4A6"/>
-    <w:lvl w:ilvl="0">
-      <w:start w:val="1"/>
-      <w:numFmt w:val="bullet"/>
-      <w:lvlText w:val=""/>
-      <w:lvlJc w:val="left"/>
-      <w:pPr>
-        <w:tabs>
-          <w:tab w:pos="1209" w:val="num"/>
-        </w:tabs>
-        <w:ind w:hanging="360" w:left="1209"/>
-      </w:pPr>
-      <w:rPr>
-        <w:rFonts w:ascii="Symbol" w:hAnsi="Symbol" w:hint="default"/>
-      </w:rPr>
-    </w:lvl>
-  </w:abstractNum>
-  <w:abstractNum w15:restartNumberingAfterBreak="0" w:abstractNumId="6">
-    <w:nsid w:val="FFFFFF82"/>
-    <w:multiLevelType w:val="singleLevel"/>
-    <w:tmpl w:val="1FA210D0"/>
-    <w:lvl w:ilvl="0">
-      <w:start w:val="1"/>
-      <w:numFmt w:val="bullet"/>
-      <w:lvlText w:val=""/>
-      <w:lvlJc w:val="left"/>
-      <w:pPr>
-        <w:tabs>
-          <w:tab w:pos="926" w:val="num"/>
-        </w:tabs>
-        <w:ind w:hanging="360" w:left="926"/>
-      </w:pPr>
-      <w:rPr>
-        <w:rFonts w:ascii="Symbol" w:hAnsi="Symbol" w:hint="default"/>
-      </w:rPr>
-    </w:lvl>
-  </w:abstractNum>
-  <w:abstractNum w15:restartNumberingAfterBreak="0" w:abstractNumId="7">
-    <w:nsid w:val="FFFFFF83"/>
-    <w:multiLevelType w:val="singleLevel"/>
-    <w:tmpl w:val="027456D2"/>
-    <w:lvl w:ilvl="0">
-      <w:start w:val="1"/>
-      <w:numFmt w:val="bullet"/>
-      <w:lvlText w:val=""/>
-      <w:lvlJc w:val="left"/>
-      <w:pPr>
-        <w:tabs>
-          <w:tab w:pos="643" w:val="num"/>
-        </w:tabs>
-        <w:ind w:hanging="360" w:left="643"/>
-      </w:pPr>
-      <w:rPr>
-        <w:rFonts w:ascii="Symbol" w:hAnsi="Symbol" w:hint="default"/>
-      </w:rPr>
-    </w:lvl>
-  </w:abstractNum>
-  <w:abstractNum w15:restartNumberingAfterBreak="0" w:abstractNumId="8">
-    <w:nsid w:val="FFFFFF88"/>
-    <w:multiLevelType w:val="singleLevel"/>
-    <w:tmpl w:val="E8DE39E8"/>
-    <w:lvl w:ilvl="0">
-      <w:start w:val="1"/>
-      <w:numFmt w:val="decimal"/>
-      <w:lvlText w:val="%1."/>
-      <w:lvlJc w:val="left"/>
-      <w:pPr>
-        <w:tabs>
-          <w:tab w:pos="360" w:val="num"/>
-        </w:tabs>
-        <w:ind w:hanging="360" w:left="360"/>
-      </w:pPr>
-    </w:lvl>
-  </w:abstractNum>
-  <w:abstractNum w15:restartNumberingAfterBreak="0" w:abstractNumId="9">
-    <w:nsid w:val="FFFFFF89"/>
-    <w:multiLevelType w:val="singleLevel"/>
-    <w:tmpl w:val="84FC5CD0"/>
-    <w:lvl w:ilvl="0">
-      <w:start w:val="1"/>
-      <w:numFmt w:val="bullet"/>
-      <w:lvlText w:val=""/>
-      <w:lvlJc w:val="left"/>
-      <w:pPr>
-        <w:tabs>
-          <w:tab w:pos="360" w:val="num"/>
-        </w:tabs>
-        <w:ind w:hanging="360" w:left="360"/>
-      </w:pPr>
-      <w:rPr>
-        <w:rFonts w:ascii="Symbol" w:hAnsi="Symbol" w:hint="default"/>
-      </w:rPr>
-    </w:lvl>
-  </w:abstractNum>
-  <w:abstractNum w15:restartNumberingAfterBreak="0" w:abstractNumId="10">
     <w:nsid w:val="0000A990"/>
     <w:multiLevelType w:val="multilevel"/>
-    <w:tmpl w:val="0C94CC42"/>
+    <w:tmpl w:val="7CB0053A"/>
     <w:lvl w:ilvl="0">
       <w:numFmt w:val="bullet"/>
       <w:lvlText w:val=" "/>
       <w:lvlJc w:val="left"/>
       <w:pPr>
-        <w:ind w:hanging="480" w:left="720"/>
+        <w:ind w:hanging="360" w:left="720"/>
       </w:pPr>
     </w:lvl>
     <w:lvl w:ilvl="1">
@@ -5031,7 +4847,7 @@
       <w:lvlText w:val=" "/>
       <w:lvlJc w:val="left"/>
       <w:pPr>
-        <w:ind w:hanging="480" w:left="1440"/>
+        <w:ind w:hanging="360" w:left="1440"/>
       </w:pPr>
     </w:lvl>
     <w:lvl w:ilvl="2">
@@ -5039,7 +4855,7 @@
       <w:lvlText w:val=" "/>
       <w:lvlJc w:val="left"/>
       <w:pPr>
-        <w:ind w:hanging="480" w:left="2160"/>
+        <w:ind w:hanging="360" w:left="2160"/>
       </w:pPr>
     </w:lvl>
     <w:lvl w:ilvl="3">
@@ -5047,7 +4863,7 @@
       <w:lvlText w:val=" "/>
       <w:lvlJc w:val="left"/>
       <w:pPr>
-        <w:ind w:hanging="480" w:left="2880"/>
+        <w:ind w:hanging="360" w:left="2880"/>
       </w:pPr>
     </w:lvl>
     <w:lvl w:ilvl="4">
@@ -5055,7 +4871,7 @@
       <w:lvlText w:val=" "/>
       <w:lvlJc w:val="left"/>
       <w:pPr>
-        <w:ind w:hanging="480" w:left="3600"/>
+        <w:ind w:hanging="360" w:left="3600"/>
       </w:pPr>
     </w:lvl>
     <w:lvl w:ilvl="5">
@@ -5063,7 +4879,7 @@
       <w:lvlText w:val=" "/>
       <w:lvlJc w:val="left"/>
       <w:pPr>
-        <w:ind w:hanging="480" w:left="4320"/>
+        <w:ind w:hanging="360" w:left="4320"/>
       </w:pPr>
     </w:lvl>
     <w:lvl w:ilvl="6">
@@ -5071,7 +4887,7 @@
       <w:lvlText w:val=" "/>
       <w:lvlJc w:val="left"/>
       <w:pPr>
-        <w:ind w:hanging="480" w:left="5040"/>
+        <w:ind w:hanging="360" w:left="5040"/>
       </w:pPr>
     </w:lvl>
     <w:lvl w:ilvl="7">
@@ -5079,7 +4895,7 @@
       <w:lvlText w:val=" "/>
       <w:lvlJc w:val="left"/>
       <w:pPr>
-        <w:ind w:hanging="480" w:left="5760"/>
+        <w:ind w:hanging="360" w:left="5760"/>
       </w:pPr>
     </w:lvl>
     <w:lvl w:ilvl="8">
@@ -5087,174 +4903,11 @@
       <w:lvlText w:val=" "/>
       <w:lvlJc w:val="left"/>
       <w:pPr>
-        <w:ind w:hanging="480" w:left="6480"/>
+        <w:ind w:hanging="360" w:left="6480"/>
       </w:pPr>
     </w:lvl>
   </w:abstractNum>
-  <w:abstractNum w15:restartNumberingAfterBreak="0" w:abstractNumId="11">
-    <w:nsid w:val="0000A991"/>
-    <w:multiLevelType w:val="multilevel"/>
-    <w:tmpl w:val="D58E5E66"/>
-    <w:lvl w:ilvl="0">
-      <w:numFmt w:val="bullet"/>
-      <w:lvlText w:val="•"/>
-      <w:lvlJc w:val="left"/>
-      <w:pPr>
-        <w:ind w:hanging="480" w:left="720"/>
-      </w:pPr>
-    </w:lvl>
-    <w:lvl w:ilvl="1">
-      <w:numFmt w:val="bullet"/>
-      <w:lvlText w:val="–"/>
-      <w:lvlJc w:val="left"/>
-      <w:pPr>
-        <w:ind w:hanging="480" w:left="1440"/>
-      </w:pPr>
-    </w:lvl>
-    <w:lvl w:ilvl="2">
-      <w:numFmt w:val="bullet"/>
-      <w:lvlText w:val="•"/>
-      <w:lvlJc w:val="left"/>
-      <w:pPr>
-        <w:ind w:hanging="480" w:left="2160"/>
-      </w:pPr>
-    </w:lvl>
-    <w:lvl w:ilvl="3">
-      <w:numFmt w:val="bullet"/>
-      <w:lvlText w:val="–"/>
-      <w:lvlJc w:val="left"/>
-      <w:pPr>
-        <w:ind w:hanging="480" w:left="2880"/>
-      </w:pPr>
-    </w:lvl>
-    <w:lvl w:ilvl="4">
-      <w:numFmt w:val="bullet"/>
-      <w:lvlText w:val="•"/>
-      <w:lvlJc w:val="left"/>
-      <w:pPr>
-        <w:ind w:hanging="480" w:left="3600"/>
-      </w:pPr>
-    </w:lvl>
-    <w:lvl w:ilvl="5">
-      <w:numFmt w:val="bullet"/>
-      <w:lvlText w:val="–"/>
-      <w:lvlJc w:val="left"/>
-      <w:pPr>
-        <w:ind w:hanging="480" w:left="4320"/>
-      </w:pPr>
-    </w:lvl>
-    <w:lvl w:ilvl="6">
-      <w:numFmt w:val="bullet"/>
-      <w:lvlText w:val="•"/>
-      <w:lvlJc w:val="left"/>
-      <w:pPr>
-        <w:ind w:hanging="480" w:left="5040"/>
-      </w:pPr>
-    </w:lvl>
-    <w:lvl w:ilvl="7">
-      <w:numFmt w:val="bullet"/>
-      <w:lvlText w:val="–"/>
-      <w:lvlJc w:val="left"/>
-      <w:pPr>
-        <w:ind w:hanging="480" w:left="5760"/>
-      </w:pPr>
-    </w:lvl>
-    <w:lvl w:ilvl="8">
-      <w:numFmt w:val="bullet"/>
-      <w:lvlText w:val="•"/>
-      <w:lvlJc w:val="left"/>
-      <w:pPr>
-        <w:ind w:hanging="480" w:left="6480"/>
-      </w:pPr>
-    </w:lvl>
-  </w:abstractNum>
-  <w:abstractNum w15:restartNumberingAfterBreak="0" w:abstractNumId="12">
-    <w:nsid w:val="00A99411"/>
-    <w:multiLevelType w:val="multilevel"/>
-    <w:tmpl w:val="EFCE5EDA"/>
-    <w:lvl w:ilvl="0">
-      <w:start w:val="1"/>
-      <w:numFmt w:val="decimal"/>
-      <w:lvlText w:val="%1."/>
-      <w:lvlJc w:val="left"/>
-      <w:pPr>
-        <w:ind w:hanging="480" w:left="720"/>
-      </w:pPr>
-    </w:lvl>
-    <w:lvl w:ilvl="1">
-      <w:start w:val="1"/>
-      <w:numFmt w:val="decimal"/>
-      <w:lvlText w:val="%2."/>
-      <w:lvlJc w:val="left"/>
-      <w:pPr>
-        <w:ind w:hanging="480" w:left="1440"/>
-      </w:pPr>
-    </w:lvl>
-    <w:lvl w:ilvl="2">
-      <w:start w:val="1"/>
-      <w:numFmt w:val="decimal"/>
-      <w:lvlText w:val="%3."/>
-      <w:lvlJc w:val="left"/>
-      <w:pPr>
-        <w:ind w:hanging="480" w:left="2160"/>
-      </w:pPr>
-    </w:lvl>
-    <w:lvl w:ilvl="3">
-      <w:start w:val="1"/>
-      <w:numFmt w:val="decimal"/>
-      <w:lvlText w:val="%4."/>
-      <w:lvlJc w:val="left"/>
-      <w:pPr>
-        <w:ind w:hanging="480" w:left="2880"/>
-      </w:pPr>
-    </w:lvl>
-    <w:lvl w:ilvl="4">
-      <w:start w:val="1"/>
-      <w:numFmt w:val="decimal"/>
-      <w:lvlText w:val="%5."/>
-      <w:lvlJc w:val="left"/>
-      <w:pPr>
-        <w:ind w:hanging="480" w:left="3600"/>
-      </w:pPr>
-    </w:lvl>
-    <w:lvl w:ilvl="5">
-      <w:start w:val="1"/>
-      <w:numFmt w:val="decimal"/>
-      <w:lvlText w:val="%6."/>
-      <w:lvlJc w:val="left"/>
-      <w:pPr>
-        <w:ind w:hanging="480" w:left="4320"/>
-      </w:pPr>
-    </w:lvl>
-    <w:lvl w:ilvl="6">
-      <w:start w:val="1"/>
-      <w:numFmt w:val="decimal"/>
-      <w:lvlText w:val="%7."/>
-      <w:lvlJc w:val="left"/>
-      <w:pPr>
-        <w:ind w:hanging="480" w:left="5040"/>
-      </w:pPr>
-    </w:lvl>
-    <w:lvl w:ilvl="7">
-      <w:start w:val="1"/>
-      <w:numFmt w:val="decimal"/>
-      <w:lvlText w:val="%8."/>
-      <w:lvlJc w:val="left"/>
-      <w:pPr>
-        <w:ind w:hanging="480" w:left="5760"/>
-      </w:pPr>
-    </w:lvl>
-    <w:lvl w:ilvl="8">
-      <w:start w:val="1"/>
-      <w:numFmt w:val="decimal"/>
-      <w:lvlText w:val="%9."/>
-      <w:lvlJc w:val="left"/>
-      <w:pPr>
-        <w:ind w:hanging="480" w:left="6480"/>
-      </w:pPr>
-    </w:lvl>
-  </w:abstractNum>
-  <w:abstractNum w15:restartNumberingAfterBreak="0" w:abstractNumId="13">
+  <w:abstractNum w15:restartNumberingAfterBreak="0" w:abstractNumId="1">
     <w:nsid w:val="539F4F61"/>
     <w:multiLevelType w:val="multilevel"/>
     <w:tmpl w:val="04090025"/>
@@ -5510,608 +5163,11 @@
       </w:pPr>
     </w:lvl>
   </w:abstractNum>
-  <w:num w16cid:durableId="1853030969" w:numId="1">
-    <w:abstractNumId w:val="10"/>
-  </w:num>
-  <w:num w16cid:durableId="440878582" w:numId="2">
-    <w:abstractNumId w:val="11"/>
-  </w:num>
-  <w:num w16cid:durableId="755054406" w:numId="3">
-    <w:abstractNumId w:val="9"/>
-  </w:num>
-  <w:num w16cid:durableId="1113597921" w:numId="4">
-    <w:abstractNumId w:val="7"/>
-  </w:num>
-  <w:num w16cid:durableId="1098717589" w:numId="5">
-    <w:abstractNumId w:val="6"/>
-  </w:num>
-  <w:num w16cid:durableId="1218008571" w:numId="6">
-    <w:abstractNumId w:val="5"/>
-  </w:num>
-  <w:num w16cid:durableId="1192259102" w:numId="7">
-    <w:abstractNumId w:val="4"/>
-  </w:num>
-  <w:num w16cid:durableId="869494631" w:numId="8">
-    <w:abstractNumId w:val="8"/>
-  </w:num>
-  <w:num w16cid:durableId="2117360440" w:numId="9">
-    <w:abstractNumId w:val="3"/>
-  </w:num>
-  <w:num w16cid:durableId="1774395827" w:numId="10">
-    <w:abstractNumId w:val="2"/>
-  </w:num>
-  <w:num w16cid:durableId="1949895263" w:numId="11">
+  <w:num w16cid:durableId="951740247" w:numId="1">
     <w:abstractNumId w:val="1"/>
   </w:num>
-  <w:num w16cid:durableId="1770613414" w:numId="12">
+  <w:num w16cid:durableId="2136367927" w:numId="2">
     <w:abstractNumId w:val="0"/>
-  </w:num>
-  <w:num w16cid:durableId="2053454411" w:numId="13">
-    <w:abstractNumId w:val="10"/>
-  </w:num>
-  <w:num w16cid:durableId="2090467538" w:numId="14">
-    <w:abstractNumId w:val="11"/>
-  </w:num>
-  <w:num w16cid:durableId="941765476" w:numId="15">
-    <w:abstractNumId w:val="10"/>
-  </w:num>
-  <w:num w16cid:durableId="2137915778" w:numId="16">
-    <w:abstractNumId w:val="11"/>
-  </w:num>
-  <w:num w16cid:durableId="108016464" w:numId="17">
-    <w:abstractNumId w:val="10"/>
-  </w:num>
-  <w:num w16cid:durableId="1226722511" w:numId="18">
-    <w:abstractNumId w:val="11"/>
-  </w:num>
-  <w:num w16cid:durableId="1629552819" w:numId="19">
-    <w:abstractNumId w:val="10"/>
-  </w:num>
-  <w:num w16cid:durableId="1180774502" w:numId="20">
-    <w:abstractNumId w:val="11"/>
-  </w:num>
-  <w:num w16cid:durableId="301426787" w:numId="21">
-    <w:abstractNumId w:val="10"/>
-  </w:num>
-  <w:num w16cid:durableId="993416388" w:numId="22">
-    <w:abstractNumId w:val="10"/>
-  </w:num>
-  <w:num w16cid:durableId="1919556477" w:numId="23">
-    <w:abstractNumId w:val="10"/>
-  </w:num>
-  <w:num w16cid:durableId="237642464" w:numId="24">
-    <w:abstractNumId w:val="11"/>
-  </w:num>
-  <w:num w16cid:durableId="2013993109" w:numId="25">
-    <w:abstractNumId w:val="11"/>
-  </w:num>
-  <w:num w16cid:durableId="1616594968" w:numId="26">
-    <w:abstractNumId w:val="11"/>
-  </w:num>
-  <w:num w16cid:durableId="228345193" w:numId="27">
-    <w:abstractNumId w:val="10"/>
-  </w:num>
-  <w:num w16cid:durableId="1129516335" w:numId="28">
-    <w:abstractNumId w:val="11"/>
-  </w:num>
-  <w:num w16cid:durableId="1234394912" w:numId="29">
-    <w:abstractNumId w:val="11"/>
-  </w:num>
-  <w:num w16cid:durableId="1114786792" w:numId="30">
-    <w:abstractNumId w:val="11"/>
-  </w:num>
-  <w:num w16cid:durableId="1616710762" w:numId="31">
-    <w:abstractNumId w:val="10"/>
-  </w:num>
-  <w:num w16cid:durableId="1748112518" w:numId="32">
-    <w:abstractNumId w:val="10"/>
-  </w:num>
-  <w:num w16cid:durableId="1753894120" w:numId="33">
-    <w:abstractNumId w:val="10"/>
-  </w:num>
-  <w:num w16cid:durableId="1198812854" w:numId="34">
-    <w:abstractNumId w:val="10"/>
-  </w:num>
-  <w:num w16cid:durableId="256600907" w:numId="35">
-    <w:abstractNumId w:val="12"/>
-    <w:lvlOverride w:ilvl="0">
-      <w:startOverride w:val="1"/>
-    </w:lvlOverride>
-    <w:lvlOverride w:ilvl="1">
-      <w:startOverride w:val="1"/>
-    </w:lvlOverride>
-    <w:lvlOverride w:ilvl="2">
-      <w:startOverride w:val="1"/>
-    </w:lvlOverride>
-    <w:lvlOverride w:ilvl="3">
-      <w:startOverride w:val="1"/>
-    </w:lvlOverride>
-    <w:lvlOverride w:ilvl="4">
-      <w:startOverride w:val="1"/>
-    </w:lvlOverride>
-    <w:lvlOverride w:ilvl="5">
-      <w:startOverride w:val="1"/>
-    </w:lvlOverride>
-    <w:lvlOverride w:ilvl="6">
-      <w:startOverride w:val="1"/>
-    </w:lvlOverride>
-    <w:lvlOverride w:ilvl="7">
-      <w:startOverride w:val="1"/>
-    </w:lvlOverride>
-    <w:lvlOverride w:ilvl="8">
-      <w:startOverride w:val="1"/>
-    </w:lvlOverride>
-  </w:num>
-  <w:num w16cid:durableId="2101635899" w:numId="36">
-    <w:abstractNumId w:val="10"/>
-  </w:num>
-  <w:num w16cid:durableId="1608847384" w:numId="37">
-    <w:abstractNumId w:val="12"/>
-    <w:lvlOverride w:ilvl="0">
-      <w:startOverride w:val="1"/>
-    </w:lvlOverride>
-    <w:lvlOverride w:ilvl="1">
-      <w:startOverride w:val="1"/>
-    </w:lvlOverride>
-    <w:lvlOverride w:ilvl="2">
-      <w:startOverride w:val="1"/>
-    </w:lvlOverride>
-    <w:lvlOverride w:ilvl="3">
-      <w:startOverride w:val="1"/>
-    </w:lvlOverride>
-    <w:lvlOverride w:ilvl="4">
-      <w:startOverride w:val="1"/>
-    </w:lvlOverride>
-    <w:lvlOverride w:ilvl="5">
-      <w:startOverride w:val="1"/>
-    </w:lvlOverride>
-    <w:lvlOverride w:ilvl="6">
-      <w:startOverride w:val="1"/>
-    </w:lvlOverride>
-    <w:lvlOverride w:ilvl="7">
-      <w:startOverride w:val="1"/>
-    </w:lvlOverride>
-    <w:lvlOverride w:ilvl="8">
-      <w:startOverride w:val="1"/>
-    </w:lvlOverride>
-  </w:num>
-  <w:num w16cid:durableId="1254515225" w:numId="38">
-    <w:abstractNumId w:val="8"/>
-  </w:num>
-  <w:num w16cid:durableId="1092160785" w:numId="39">
-    <w:abstractNumId w:val="3"/>
-  </w:num>
-  <w:num w16cid:durableId="879629089" w:numId="40">
-    <w:abstractNumId w:val="2"/>
-  </w:num>
-  <w:num w16cid:durableId="1659990198" w:numId="41">
-    <w:abstractNumId w:val="1"/>
-  </w:num>
-  <w:num w16cid:durableId="160586859" w:numId="42">
-    <w:abstractNumId w:val="0"/>
-  </w:num>
-  <w:num w16cid:durableId="1683044112" w:numId="43">
-    <w:abstractNumId w:val="9"/>
-  </w:num>
-  <w:num w16cid:durableId="1252856920" w:numId="44">
-    <w:abstractNumId w:val="7"/>
-  </w:num>
-  <w:num w16cid:durableId="1677076291" w:numId="45">
-    <w:abstractNumId w:val="6"/>
-  </w:num>
-  <w:num w16cid:durableId="1497766284" w:numId="46">
-    <w:abstractNumId w:val="5"/>
-  </w:num>
-  <w:num w16cid:durableId="423452920" w:numId="47">
-    <w:abstractNumId w:val="4"/>
-  </w:num>
-  <w:num w16cid:durableId="1576356420" w:numId="48">
-    <w:abstractNumId w:val="8"/>
-  </w:num>
-  <w:num w16cid:durableId="1604608485" w:numId="49">
-    <w:abstractNumId w:val="3"/>
-  </w:num>
-  <w:num w16cid:durableId="1439448299" w:numId="50">
-    <w:abstractNumId w:val="2"/>
-  </w:num>
-  <w:num w16cid:durableId="1317421777" w:numId="51">
-    <w:abstractNumId w:val="1"/>
-  </w:num>
-  <w:num w16cid:durableId="688876872" w:numId="52">
-    <w:abstractNumId w:val="0"/>
-  </w:num>
-  <w:num w16cid:durableId="256645658" w:numId="53">
-    <w:abstractNumId w:val="9"/>
-  </w:num>
-  <w:num w16cid:durableId="481778770" w:numId="54">
-    <w:abstractNumId w:val="7"/>
-  </w:num>
-  <w:num w16cid:durableId="1572083391" w:numId="55">
-    <w:abstractNumId w:val="6"/>
-  </w:num>
-  <w:num w16cid:durableId="1073743018" w:numId="56">
-    <w:abstractNumId w:val="5"/>
-  </w:num>
-  <w:num w16cid:durableId="204103594" w:numId="57">
-    <w:abstractNumId w:val="4"/>
-  </w:num>
-  <w:num w16cid:durableId="128254714" w:numId="58">
-    <w:abstractNumId w:val="8"/>
-  </w:num>
-  <w:num w16cid:durableId="1284657916" w:numId="59">
-    <w:abstractNumId w:val="3"/>
-  </w:num>
-  <w:num w16cid:durableId="868107325" w:numId="60">
-    <w:abstractNumId w:val="2"/>
-  </w:num>
-  <w:num w16cid:durableId="98331231" w:numId="61">
-    <w:abstractNumId w:val="1"/>
-  </w:num>
-  <w:num w16cid:durableId="917440764" w:numId="62">
-    <w:abstractNumId w:val="0"/>
-  </w:num>
-  <w:num w16cid:durableId="2127431175" w:numId="63">
-    <w:abstractNumId w:val="9"/>
-  </w:num>
-  <w:num w16cid:durableId="1098912976" w:numId="64">
-    <w:abstractNumId w:val="7"/>
-  </w:num>
-  <w:num w16cid:durableId="28527964" w:numId="65">
-    <w:abstractNumId w:val="6"/>
-  </w:num>
-  <w:num w16cid:durableId="582758046" w:numId="66">
-    <w:abstractNumId w:val="5"/>
-  </w:num>
-  <w:num w16cid:durableId="120392731" w:numId="67">
-    <w:abstractNumId w:val="4"/>
-  </w:num>
-  <w:num w16cid:durableId="1585265050" w:numId="68">
-    <w:abstractNumId w:val="8"/>
-  </w:num>
-  <w:num w16cid:durableId="604926590" w:numId="69">
-    <w:abstractNumId w:val="3"/>
-  </w:num>
-  <w:num w16cid:durableId="11806603" w:numId="70">
-    <w:abstractNumId w:val="2"/>
-  </w:num>
-  <w:num w16cid:durableId="1725178867" w:numId="71">
-    <w:abstractNumId w:val="1"/>
-  </w:num>
-  <w:num w16cid:durableId="591091536" w:numId="72">
-    <w:abstractNumId w:val="0"/>
-  </w:num>
-  <w:num w16cid:durableId="1758669652" w:numId="73">
-    <w:abstractNumId w:val="9"/>
-  </w:num>
-  <w:num w16cid:durableId="2074883832" w:numId="74">
-    <w:abstractNumId w:val="7"/>
-  </w:num>
-  <w:num w16cid:durableId="1675112531" w:numId="75">
-    <w:abstractNumId w:val="6"/>
-  </w:num>
-  <w:num w16cid:durableId="1666127915" w:numId="76">
-    <w:abstractNumId w:val="5"/>
-  </w:num>
-  <w:num w16cid:durableId="1594849913" w:numId="77">
-    <w:abstractNumId w:val="4"/>
-  </w:num>
-  <w:num w16cid:durableId="1168640812" w:numId="78">
-    <w:abstractNumId w:val="8"/>
-  </w:num>
-  <w:num w16cid:durableId="446003340" w:numId="79">
-    <w:abstractNumId w:val="3"/>
-  </w:num>
-  <w:num w16cid:durableId="452985711" w:numId="80">
-    <w:abstractNumId w:val="2"/>
-  </w:num>
-  <w:num w16cid:durableId="1114517030" w:numId="81">
-    <w:abstractNumId w:val="1"/>
-  </w:num>
-  <w:num w16cid:durableId="1379627820" w:numId="82">
-    <w:abstractNumId w:val="0"/>
-  </w:num>
-  <w:num w16cid:durableId="594944467" w:numId="83">
-    <w:abstractNumId w:val="9"/>
-  </w:num>
-  <w:num w16cid:durableId="1065495398" w:numId="84">
-    <w:abstractNumId w:val="7"/>
-  </w:num>
-  <w:num w16cid:durableId="978654336" w:numId="85">
-    <w:abstractNumId w:val="6"/>
-  </w:num>
-  <w:num w16cid:durableId="1244801508" w:numId="86">
-    <w:abstractNumId w:val="5"/>
-  </w:num>
-  <w:num w16cid:durableId="1434545488" w:numId="87">
-    <w:abstractNumId w:val="4"/>
-  </w:num>
-  <w:num w16cid:durableId="582684694" w:numId="88">
-    <w:abstractNumId w:val="8"/>
-  </w:num>
-  <w:num w16cid:durableId="127629264" w:numId="89">
-    <w:abstractNumId w:val="3"/>
-  </w:num>
-  <w:num w16cid:durableId="1482192986" w:numId="90">
-    <w:abstractNumId w:val="2"/>
-  </w:num>
-  <w:num w16cid:durableId="1909262432" w:numId="91">
-    <w:abstractNumId w:val="1"/>
-  </w:num>
-  <w:num w16cid:durableId="1860701617" w:numId="92">
-    <w:abstractNumId w:val="0"/>
-  </w:num>
-  <w:num w16cid:durableId="1206016661" w:numId="93">
-    <w:abstractNumId w:val="9"/>
-  </w:num>
-  <w:num w16cid:durableId="144007829" w:numId="94">
-    <w:abstractNumId w:val="7"/>
-  </w:num>
-  <w:num w16cid:durableId="786392022" w:numId="95">
-    <w:abstractNumId w:val="6"/>
-  </w:num>
-  <w:num w16cid:durableId="206113064" w:numId="96">
-    <w:abstractNumId w:val="5"/>
-  </w:num>
-  <w:num w16cid:durableId="1184249971" w:numId="97">
-    <w:abstractNumId w:val="4"/>
-  </w:num>
-  <w:num w16cid:durableId="295188418" w:numId="98">
-    <w:abstractNumId w:val="8"/>
-  </w:num>
-  <w:num w16cid:durableId="1705322219" w:numId="99">
-    <w:abstractNumId w:val="3"/>
-  </w:num>
-  <w:num w16cid:durableId="1210336768" w:numId="100">
-    <w:abstractNumId w:val="2"/>
-  </w:num>
-  <w:num w16cid:durableId="1963072490" w:numId="101">
-    <w:abstractNumId w:val="1"/>
-  </w:num>
-  <w:num w16cid:durableId="2017413349" w:numId="102">
-    <w:abstractNumId w:val="0"/>
-  </w:num>
-  <w:num w16cid:durableId="159084723" w:numId="103">
-    <w:abstractNumId w:val="9"/>
-  </w:num>
-  <w:num w16cid:durableId="1805199436" w:numId="104">
-    <w:abstractNumId w:val="7"/>
-  </w:num>
-  <w:num w16cid:durableId="2019697360" w:numId="105">
-    <w:abstractNumId w:val="6"/>
-  </w:num>
-  <w:num w16cid:durableId="1738239670" w:numId="106">
-    <w:abstractNumId w:val="5"/>
-  </w:num>
-  <w:num w16cid:durableId="1322927638" w:numId="107">
-    <w:abstractNumId w:val="4"/>
-  </w:num>
-  <w:num w16cid:durableId="2047295168" w:numId="108">
-    <w:abstractNumId w:val="8"/>
-  </w:num>
-  <w:num w16cid:durableId="1482697473" w:numId="109">
-    <w:abstractNumId w:val="3"/>
-  </w:num>
-  <w:num w16cid:durableId="1624385553" w:numId="110">
-    <w:abstractNumId w:val="2"/>
-  </w:num>
-  <w:num w16cid:durableId="583491891" w:numId="111">
-    <w:abstractNumId w:val="1"/>
-  </w:num>
-  <w:num w16cid:durableId="45491922" w:numId="112">
-    <w:abstractNumId w:val="0"/>
-  </w:num>
-  <w:num w16cid:durableId="256446736" w:numId="113">
-    <w:abstractNumId w:val="9"/>
-  </w:num>
-  <w:num w16cid:durableId="1160459437" w:numId="114">
-    <w:abstractNumId w:val="7"/>
-  </w:num>
-  <w:num w16cid:durableId="177162623" w:numId="115">
-    <w:abstractNumId w:val="6"/>
-  </w:num>
-  <w:num w16cid:durableId="1648976308" w:numId="116">
-    <w:abstractNumId w:val="5"/>
-  </w:num>
-  <w:num w16cid:durableId="41490446" w:numId="117">
-    <w:abstractNumId w:val="4"/>
-  </w:num>
-  <w:num w16cid:durableId="263390721" w:numId="118">
-    <w:abstractNumId w:val="8"/>
-  </w:num>
-  <w:num w16cid:durableId="1227456035" w:numId="119">
-    <w:abstractNumId w:val="3"/>
-  </w:num>
-  <w:num w16cid:durableId="1711999817" w:numId="120">
-    <w:abstractNumId w:val="2"/>
-  </w:num>
-  <w:num w16cid:durableId="632948443" w:numId="121">
-    <w:abstractNumId w:val="1"/>
-  </w:num>
-  <w:num w16cid:durableId="736392676" w:numId="122">
-    <w:abstractNumId w:val="0"/>
-  </w:num>
-  <w:num w16cid:durableId="1977098440" w:numId="123">
-    <w:abstractNumId w:val="9"/>
-  </w:num>
-  <w:num w16cid:durableId="71776436" w:numId="124">
-    <w:abstractNumId w:val="7"/>
-  </w:num>
-  <w:num w16cid:durableId="1473867022" w:numId="125">
-    <w:abstractNumId w:val="6"/>
-  </w:num>
-  <w:num w16cid:durableId="1529640067" w:numId="126">
-    <w:abstractNumId w:val="5"/>
-  </w:num>
-  <w:num w16cid:durableId="822045450" w:numId="127">
-    <w:abstractNumId w:val="4"/>
-  </w:num>
-  <w:num w16cid:durableId="407577466" w:numId="128">
-    <w:abstractNumId w:val="10"/>
-  </w:num>
-  <w:num w16cid:durableId="644507890" w:numId="129">
-    <w:abstractNumId w:val="12"/>
-    <w:lvlOverride w:ilvl="0">
-      <w:startOverride w:val="1"/>
-    </w:lvlOverride>
-    <w:lvlOverride w:ilvl="1">
-      <w:startOverride w:val="1"/>
-    </w:lvlOverride>
-    <w:lvlOverride w:ilvl="2">
-      <w:startOverride w:val="1"/>
-    </w:lvlOverride>
-    <w:lvlOverride w:ilvl="3">
-      <w:startOverride w:val="1"/>
-    </w:lvlOverride>
-    <w:lvlOverride w:ilvl="4">
-      <w:startOverride w:val="1"/>
-    </w:lvlOverride>
-    <w:lvlOverride w:ilvl="5">
-      <w:startOverride w:val="1"/>
-    </w:lvlOverride>
-    <w:lvlOverride w:ilvl="6">
-      <w:startOverride w:val="1"/>
-    </w:lvlOverride>
-    <w:lvlOverride w:ilvl="7">
-      <w:startOverride w:val="1"/>
-    </w:lvlOverride>
-    <w:lvlOverride w:ilvl="8">
-      <w:startOverride w:val="1"/>
-    </w:lvlOverride>
-  </w:num>
-  <w:num w16cid:durableId="764493807" w:numId="130">
-    <w:abstractNumId w:val="10"/>
-  </w:num>
-  <w:num w16cid:durableId="1547792168" w:numId="131">
-    <w:abstractNumId w:val="12"/>
-    <w:lvlOverride w:ilvl="0">
-      <w:startOverride w:val="1"/>
-    </w:lvlOverride>
-    <w:lvlOverride w:ilvl="1">
-      <w:startOverride w:val="1"/>
-    </w:lvlOverride>
-    <w:lvlOverride w:ilvl="2">
-      <w:startOverride w:val="1"/>
-    </w:lvlOverride>
-    <w:lvlOverride w:ilvl="3">
-      <w:startOverride w:val="1"/>
-    </w:lvlOverride>
-    <w:lvlOverride w:ilvl="4">
-      <w:startOverride w:val="1"/>
-    </w:lvlOverride>
-    <w:lvlOverride w:ilvl="5">
-      <w:startOverride w:val="1"/>
-    </w:lvlOverride>
-    <w:lvlOverride w:ilvl="6">
-      <w:startOverride w:val="1"/>
-    </w:lvlOverride>
-    <w:lvlOverride w:ilvl="7">
-      <w:startOverride w:val="1"/>
-    </w:lvlOverride>
-    <w:lvlOverride w:ilvl="8">
-      <w:startOverride w:val="1"/>
-    </w:lvlOverride>
-  </w:num>
-  <w:num w16cid:durableId="233858656" w:numId="132">
-    <w:abstractNumId w:val="10"/>
-  </w:num>
-  <w:num w16cid:durableId="481582359" w:numId="133">
-    <w:abstractNumId w:val="12"/>
-    <w:lvlOverride w:ilvl="0">
-      <w:startOverride w:val="1"/>
-    </w:lvlOverride>
-    <w:lvlOverride w:ilvl="1">
-      <w:startOverride w:val="1"/>
-    </w:lvlOverride>
-    <w:lvlOverride w:ilvl="2">
-      <w:startOverride w:val="1"/>
-    </w:lvlOverride>
-    <w:lvlOverride w:ilvl="3">
-      <w:startOverride w:val="1"/>
-    </w:lvlOverride>
-    <w:lvlOverride w:ilvl="4">
-      <w:startOverride w:val="1"/>
-    </w:lvlOverride>
-    <w:lvlOverride w:ilvl="5">
-      <w:startOverride w:val="1"/>
-    </w:lvlOverride>
-    <w:lvlOverride w:ilvl="6">
-      <w:startOverride w:val="1"/>
-    </w:lvlOverride>
-    <w:lvlOverride w:ilvl="7">
-      <w:startOverride w:val="1"/>
-    </w:lvlOverride>
-    <w:lvlOverride w:ilvl="8">
-      <w:startOverride w:val="1"/>
-    </w:lvlOverride>
-  </w:num>
-  <w:num w16cid:durableId="1100878215" w:numId="134">
-    <w:abstractNumId w:val="10"/>
-  </w:num>
-  <w:num w16cid:durableId="1899196656" w:numId="135">
-    <w:abstractNumId w:val="12"/>
-    <w:lvlOverride w:ilvl="0">
-      <w:startOverride w:val="1"/>
-    </w:lvlOverride>
-    <w:lvlOverride w:ilvl="1">
-      <w:startOverride w:val="1"/>
-    </w:lvlOverride>
-    <w:lvlOverride w:ilvl="2">
-      <w:startOverride w:val="1"/>
-    </w:lvlOverride>
-    <w:lvlOverride w:ilvl="3">
-      <w:startOverride w:val="1"/>
-    </w:lvlOverride>
-    <w:lvlOverride w:ilvl="4">
-      <w:startOverride w:val="1"/>
-    </w:lvlOverride>
-    <w:lvlOverride w:ilvl="5">
-      <w:startOverride w:val="1"/>
-    </w:lvlOverride>
-    <w:lvlOverride w:ilvl="6">
-      <w:startOverride w:val="1"/>
-    </w:lvlOverride>
-    <w:lvlOverride w:ilvl="7">
-      <w:startOverride w:val="1"/>
-    </w:lvlOverride>
-    <w:lvlOverride w:ilvl="8">
-      <w:startOverride w:val="1"/>
-    </w:lvlOverride>
-  </w:num>
-  <w:num w16cid:durableId="769395075" w:numId="136">
-    <w:abstractNumId w:val="10"/>
-  </w:num>
-  <w:num w16cid:durableId="1286472341" w:numId="137">
-    <w:abstractNumId w:val="12"/>
-    <w:lvlOverride w:ilvl="0">
-      <w:startOverride w:val="1"/>
-    </w:lvlOverride>
-    <w:lvlOverride w:ilvl="1">
-      <w:startOverride w:val="1"/>
-    </w:lvlOverride>
-    <w:lvlOverride w:ilvl="2">
-      <w:startOverride w:val="1"/>
-    </w:lvlOverride>
-    <w:lvlOverride w:ilvl="3">
-      <w:startOverride w:val="1"/>
-    </w:lvlOverride>
-    <w:lvlOverride w:ilvl="4">
-      <w:startOverride w:val="1"/>
-    </w:lvlOverride>
-    <w:lvlOverride w:ilvl="5">
-      <w:startOverride w:val="1"/>
-    </w:lvlOverride>
-    <w:lvlOverride w:ilvl="6">
-      <w:startOverride w:val="1"/>
-    </w:lvlOverride>
-    <w:lvlOverride w:ilvl="7">
-      <w:startOverride w:val="1"/>
-    </w:lvlOverride>
-    <w:lvlOverride w:ilvl="8">
-      <w:startOverride w:val="1"/>
-    </w:lvlOverride>
-  </w:num>
-  <w:num w16cid:durableId="951740247" w:numId="138">
-    <w:abstractNumId w:val="13"/>
   </w:num>
   <w:num w:numId="1000">
     <w:abstractNumId w:val="990"/>
@@ -6150,7 +5206,7 @@
 </file>
 
 <file path=word/styles.xml><?xml version="1.0" encoding="utf-8"?>
-<w:styles xmlns:mc="http://schemas.openxmlformats.org/markup-compatibility/2006" xmlns:r="http://schemas.openxmlformats.org/officeDocument/2006/relationships" xmlns:w="http://schemas.openxmlformats.org/wordprocessingml/2006/main" xmlns:w14="http://schemas.microsoft.com/office/word/2010/wordml" xmlns:w15="http://schemas.microsoft.com/office/word/2012/wordml" xmlns:w16="http://schemas.microsoft.com/office/word/2018/wordml" xmlns:w16cex="http://schemas.microsoft.com/office/word/2018/wordml/cex" xmlns:w16cid="http://schemas.microsoft.com/office/word/2016/wordml/cid" xmlns:w16sdtdh="http://schemas.microsoft.com/office/word/2020/wordml/sdtdatahash" xmlns:w16se="http://schemas.microsoft.com/office/word/2015/wordml/symex" mc:Ignorable="w14 w15 w16se w16cid w16 w16cex w16sdtdh">
+<w:styles xmlns:mc="http://schemas.openxmlformats.org/markup-compatibility/2006" xmlns:r="http://schemas.openxmlformats.org/officeDocument/2006/relationships" xmlns:w="http://schemas.openxmlformats.org/wordprocessingml/2006/main" xmlns:w14="http://schemas.microsoft.com/office/word/2010/wordml" xmlns:w15="http://schemas.microsoft.com/office/word/2012/wordml" xmlns:w16="http://schemas.microsoft.com/office/word/2018/wordml" xmlns:w16cex="http://schemas.microsoft.com/office/word/2018/wordml/cex" xmlns:w16cid="http://schemas.microsoft.com/office/word/2016/wordml/cid" xmlns:w16du="http://schemas.microsoft.com/office/word/2023/wordml/word16du" xmlns:w16sdtdh="http://schemas.microsoft.com/office/word/2020/wordml/sdtdatahash" xmlns:w16sdtfl="http://schemas.microsoft.com/office/word/2024/wordml/sdtformatlock" xmlns:w16se="http://schemas.microsoft.com/office/word/2015/wordml/symex" mc:Ignorable="w14 w15 w16se w16cid w16 w16cex w16sdtdh w16sdtfl w16du">
   <w:docDefaults>
     <w:rPrDefault>
       <w:rPr>
@@ -6528,7 +5584,7 @@
       <w:keepNext/>
       <w:keepLines/>
       <w:numPr>
-        <w:numId w:val="138"/>
+        <w:numId w:val="1"/>
       </w:numPr>
       <w:spacing w:after="240" w:before="240"/>
       <w:outlineLvl w:val="0"/>
@@ -6555,7 +5611,7 @@
       <w:keepLines/>
       <w:numPr>
         <w:ilvl w:val="1"/>
-        <w:numId w:val="138"/>
+        <w:numId w:val="1"/>
       </w:numPr>
       <w:spacing w:after="240" w:before="240"/>
       <w:outlineLvl w:val="1"/>
@@ -6582,7 +5638,7 @@
       <w:keepLines/>
       <w:numPr>
         <w:ilvl w:val="2"/>
-        <w:numId w:val="138"/>
+        <w:numId w:val="1"/>
       </w:numPr>
       <w:spacing w:after="0" w:before="200"/>
       <w:outlineLvl w:val="2"/>
@@ -6606,7 +5662,7 @@
       <w:keepLines/>
       <w:numPr>
         <w:ilvl w:val="3"/>
-        <w:numId w:val="138"/>
+        <w:numId w:val="1"/>
       </w:numPr>
       <w:spacing w:after="0" w:before="200"/>
       <w:outlineLvl w:val="3"/>
@@ -6630,7 +5686,7 @@
       <w:keepLines/>
       <w:numPr>
         <w:ilvl w:val="4"/>
-        <w:numId w:val="138"/>
+        <w:numId w:val="1"/>
       </w:numPr>
       <w:spacing w:after="0" w:before="200"/>
       <w:outlineLvl w:val="4"/>
@@ -6653,7 +5709,7 @@
       <w:keepLines/>
       <w:numPr>
         <w:ilvl w:val="5"/>
-        <w:numId w:val="138"/>
+        <w:numId w:val="1"/>
       </w:numPr>
       <w:spacing w:after="0" w:before="200"/>
       <w:outlineLvl w:val="5"/>
@@ -6675,7 +5731,7 @@
       <w:keepLines/>
       <w:numPr>
         <w:ilvl w:val="6"/>
-        <w:numId w:val="138"/>
+        <w:numId w:val="1"/>
       </w:numPr>
       <w:spacing w:after="0" w:before="200"/>
       <w:outlineLvl w:val="6"/>
@@ -6697,7 +5753,7 @@
       <w:keepLines/>
       <w:numPr>
         <w:ilvl w:val="7"/>
-        <w:numId w:val="138"/>
+        <w:numId w:val="1"/>
       </w:numPr>
       <w:spacing w:after="0" w:before="200"/>
       <w:outlineLvl w:val="7"/>
@@ -6719,7 +5775,7 @@
       <w:keepLines/>
       <w:numPr>
         <w:ilvl w:val="8"/>
-        <w:numId w:val="138"/>
+        <w:numId w:val="1"/>
       </w:numPr>
       <w:spacing w:after="0" w:before="200"/>
       <w:outlineLvl w:val="8"/>
@@ -6890,7 +5946,7 @@
     <w:semiHidden/>
     <w:unhideWhenUsed/>
     <w:qFormat/>
-    <w:rsid w:val="00EF33FF"/>
+    <w:rsid w:val="004528DC"/>
     <w:pPr>
       <w:spacing w:after="0"/>
     </w:pPr>
@@ -6913,12 +5969,16 @@
       </w:tblCellMar>
     </w:tblPr>
     <w:tblStylePr w:type="firstRow">
+      <w:pPr>
+        <w:jc w:val="left"/>
+      </w:pPr>
       <w:tblPr/>
       <w:tcPr>
         <w:tcBorders>
           <w:top w:color="auto" w:space="0" w:sz="4" w:val="single"/>
-          <w:bottom w:color="auto" w:space="0" w:sz="0" w:val="single"/>
+          <w:bottom w:color="auto" w:space="0" w:sz="4" w:val="single"/>
         </w:tcBorders>
+        <w:vAlign w:val="center"/>
       </w:tcPr>
     </w:tblStylePr>
     <w:tblStylePr w:type="lastRow">
@@ -7022,10 +6082,10 @@
   <w:style w:styleId="Hipervnculo" w:type="character">
     <w:name w:val="Hyperlink"/>
     <w:basedOn w:val="DescripcinCar"/>
-    <w:rsid w:val="00E35D41"/>
+    <w:rsid w:val="00A01DE9"/>
     <w:rPr>
       <w:rFonts w:ascii="Times New Roman" w:hAnsi="Times New Roman"/>
-      <w:color w:themeColor="text1" w:val="000000"/>
+      <w:color w:val="0000EE"/>
       <w:sz w:val="20"/>
     </w:rPr>
   </w:style>
